--- a/manuscript/TNT_manuscript_v0.7.4_GenomeMedicine.docx
+++ b/manuscript/TNT_manuscript_v0.7.4_GenomeMedicine.docx
@@ -2,7 +2,7 @@
 <file path=word/document.xml><?xml version="1.0" encoding="utf-8"?>
 <w:document xmlns:w="http://schemas.openxmlformats.org/wordprocessingml/2006/main" xmlns:m="http://schemas.openxmlformats.org/officeDocument/2006/math" xmlns:r="http://schemas.openxmlformats.org/officeDocument/2006/relationships" xmlns:o="urn:schemas-microsoft-com:office:office" xmlns:v="urn:schemas-microsoft-com:vml" xmlns:w10="urn:schemas-microsoft-com:office:word" xmlns:a="http://schemas.openxmlformats.org/drawingml/2006/main" xmlns:pic="http://schemas.openxmlformats.org/drawingml/2006/picture" xmlns:wp="http://schemas.openxmlformats.org/drawingml/2006/wordprocessingDrawing">
   <w:body>
-    <w:bookmarkStart w:id="54" w:name="Xa959d57f98fb8f5f322dc2816ea48fb368770c6"/>
+    <w:bookmarkStart w:id="53" w:name="Xa959d57f98fb8f5f322dc2816ea48fb368770c6"/>
     <w:p>
       <w:pPr>
         <w:pStyle w:val="Heading1"/>
@@ -1368,13 +1368,13 @@
       </w:r>
     </w:p>
     <w:bookmarkEnd w:id="28"/>
-    <w:bookmarkStart w:id="29" w:name="Xf8482c8f79752514e2120b0d6a767cf8d85139d"/>
+    <w:bookmarkStart w:id="29" w:name="X5ce167f7ec9e546098b16821f87646f53d0e32c"/>
     <w:p>
       <w:pPr>
         <w:pStyle w:val="Heading3"/>
       </w:pPr>
       <w:r>
-        <w:t xml:space="preserve">3.6 MHC-I neoantigen landscape and radiation-phase clearance (Fig 8D, 8E, 8F)</w:t>
+        <w:t xml:space="preserve">3.6 MHC-I neoantigen landscape and radiation-phase clearance (Supp Fig S15D–F)</w:t>
       </w:r>
     </w:p>
     <w:p>
@@ -1382,17 +1382,17 @@
         <w:pStyle w:val="FirstParagraph"/>
       </w:pPr>
       <w:r>
-        <w:t xml:space="preserve">Pre-CRT neoantigen burden trended higher in eventual good responders (Fig 8D; median 73.5 vs 66 mutation sites with ≥ 1 MHC-I binder, MW P = 0.082; PCN 71.5 vs 57.1, P = 0.15). In the paired 11-subject analysis (Fig 8E), within-good median Δ binders was −312 (BCa 95 % CI [−626, −123], within-group CI excludes 0) and median Δ binder sites −59 [−88, −26]; between-group diffs crossed zero. The magnitude of within-good clearance (subjects 2, 6, 9 each losing &gt; 300 MHC-I binders) is consistent with cytotoxic elimination of mutated clones but the between-group inference is exploratory (n = 11); per-subject detail in Fig 8F. One good responder (subject 14, pCR) atypically gained neoantigens, consistent with sparse residual tumor at post-CRT resection sampling.</w:t>
+        <w:t xml:space="preserve">These analyses describe downstream features of the Thread-2 immune axis that are not part of the pre-registered externally-validated signature set (§3.12); we therefore present them as supporting detail (Supp Fig S15). Pre-CRT neoantigen burden trended higher in eventual good responders (Supp Fig S15D; median 73.5 vs 66 mutation sites with ≥ 1 MHC-I binder, MW P = 0.082; PCN 71.5 vs 57.1, P = 0.15). In the paired 11-subject analysis (Supp Fig S15E), within-good median Δ binders was −312 (BCa 95 % CI [−626, −123], within-group CI excludes 0) and median Δ binder sites −59 [−88, −26]; between-group diffs crossed zero. The magnitude of within-good clearance (subjects 2, 6, 9 each losing &gt; 300 MHC-I binders) is consistent with cytotoxic elimination of mutated clones but the between-group inference is exploratory (n = 11); per-subject detail in Supp Fig S15F. One good responder (subject 14, pCR) atypically gained neoantigens, consistent with sparse residual tumor at post-CRT resection sampling.</w:t>
       </w:r>
     </w:p>
     <w:bookmarkEnd w:id="29"/>
-    <w:bookmarkStart w:id="30" w:name="X99479dbe0f8ba08c056272c81afc9f7ff2e697a"/>
+    <w:bookmarkStart w:id="30" w:name="X1a6c911816bd4acf05f8348c96f1eaf069e7609"/>
     <w:p>
       <w:pPr>
         <w:pStyle w:val="Heading3"/>
       </w:pPr>
       <w:r>
-        <w:t xml:space="preserve">3.7 HLA class I typing and HLA-LOH clone clearance (Fig 8A–C; Supp Fig S10, S13; Table S9)</w:t>
+        <w:t xml:space="preserve">3.7 HLA class I typing and HLA-LOH clone clearance (Supp Fig S15A–C, S13; Table S9)</w:t>
       </w:r>
     </w:p>
     <w:p>
@@ -1400,7 +1400,7 @@
         <w:pStyle w:val="FirstParagraph"/>
       </w:pPr>
       <w:r>
-        <w:t xml:space="preserve">Pre-CRT HLA class I typing, allele frequency and homozygosity analyses (Fig 8A–B) showed no significant association with response; HLA heterozygosity prevalence in our MSS cohort is comparable to pan-cancer ICB cohorts [38]. Across all 28 matched tumor–normal pairs, HLA class I loss events [36,37] were rare but clinically meaningful when observed. Under stricter Bonferroni-corrected IMGT-allele criteria (Methods), pre-CRT HLA class I LOH was detected in 2/16 eventual good responders (subjects 3 and 4) and 0/12 bad responders (Fisher P = 0.49). Both strict-LOH subjects showed complete pre→post resolution (subj 3: 2 loci → 0; subj 4: 1 locus → 0). Lenient LOHHLA-lite criteria gave 4/16 vs 2/12 without changing the direction (Fig 8C; per-locus detail in Table S9). We treat HLA-LOH clone clearance as an anecdotal observation consistent with the cascade phenomenology of §3.10.3 rather than as a quantitative between-group finding; subject-level before/after panels and the criteria comparison text are in Supp Fig S13.</w:t>
+        <w:t xml:space="preserve">Pre-CRT HLA class I typing, allele frequency and homozygosity analyses (Supp Fig S15A–B) showed no significant association with response; HLA heterozygosity prevalence in our MSS cohort is comparable to pan-cancer ICB cohorts [38]. Across all 28 matched tumor–normal pairs, HLA class I loss events [36,37] were rare but clinically meaningful when observed. Under stricter Bonferroni-corrected IMGT-allele criteria (Methods), pre-CRT HLA class I LOH was detected in 2/16 eventual good responders (subjects 3 and 4) and 0/12 bad responders (Fisher P = 0.49). Both strict-LOH subjects showed complete pre→post resolution (subj 3: 2 loci → 0; subj 4: 1 locus → 0). Lenient LOHHLA-lite criteria gave 4/16 vs 2/12 without changing the direction (Supp Fig S15C; per-locus detail in Table S9). We treat HLA-LOH clone clearance as an anecdotal observation consistent with the cascade phenomenology of §3.11 rather than as a quantitative between-group finding; subject-level before/after panels and the criteria comparison text are in Supp Fig S13.</w:t>
       </w:r>
     </w:p>
     <w:bookmarkEnd w:id="30"/>
@@ -1422,13 +1422,13 @@
       </w:r>
     </w:p>
     <w:bookmarkEnd w:id="31"/>
-    <w:bookmarkStart w:id="32" w:name="X9820306b959c4537cfc10ee00bd5ae49a3cd54a"/>
+    <w:bookmarkStart w:id="32" w:name="X023031d93bbfc8d0a1d9159cceacf818b18032d"/>
     <w:p>
       <w:pPr>
         <w:pStyle w:val="Heading3"/>
       </w:pPr>
       <w:r>
-        <w:t xml:space="preserve">3.9 Target engagement of the four baseline Thread-1 factors (Fig E, Fig F; Table S10)</w:t>
+        <w:t xml:space="preserve">3.9 Target engagement of the four baseline Thread-1 factors (Fig 6; Table S10)</w:t>
       </w:r>
     </w:p>
     <w:p>
@@ -1452,7 +1452,7 @@
         <w:t xml:space="preserve"> </w:t>
       </w:r>
       <w:r>
-        <w:t xml:space="preserve">response groups (Fig E spaghetti; Fig F sign bar;</w:t>
+        <w:t xml:space="preserve">response groups (Fig 6A per-subject spaghetti; Fig 6B sign-concordance bar;</w:t>
       </w:r>
       <w:r>
         <w:t xml:space="preserve"> </w:t>
@@ -1800,13 +1800,13 @@
       </w:r>
     </w:p>
     <w:bookmarkEnd w:id="32"/>
-    <w:bookmarkStart w:id="33" w:name="X425a82d5a2cea80db2e0535192da521ccf6fa8e"/>
+    <w:bookmarkStart w:id="33" w:name="Xf26bd3b2420adfb9caa5751e828729addc5570b"/>
     <w:p>
       <w:pPr>
         <w:pStyle w:val="Heading3"/>
       </w:pPr>
       <w:r>
-        <w:t xml:space="preserve">3.10 Directed versus stochastic immune-repertoire response (Fig G, Fig H; Table S11)</w:t>
+        <w:t xml:space="preserve">3.10 Directed versus stochastic immune-repertoire response (Fig 7; Table S11)</w:t>
       </w:r>
     </w:p>
     <w:p>
@@ -1814,7 +1814,7 @@
         <w:pStyle w:val="FirstParagraph"/>
       </w:pPr>
       <w:r>
-        <w:t xml:space="preserve">A magnitude-only test is poorly suited to detecting the following form of signal: small per-subject changes that are directionally reproducible across one group, versus large per-subject changes that average to zero across the other group. We therefore report a sign-consistency scan of the TRUST4 IGH V-gene repertoire across the 12 paired subjects (§Methods; Fig G summary; Fig H focus spaghetti;</w:t>
+        <w:t xml:space="preserve">A magnitude-only test is poorly suited to detecting the following form of signal: small per-subject changes that are directionally reproducible across one group, versus large per-subject changes that average to zero across the other group. We therefore report a sign-consistency scan of the TRUST4 IGH V-gene repertoire across the 12 paired subjects (§Methods; Fig 7A repertoire coherence summary; Fig 7B focus V-gene spaghetti;</w:t>
       </w:r>
       <w:r>
         <w:t xml:space="preserve"> </w:t>
@@ -1826,7 +1826,7 @@
         <w:t xml:space="preserve">260418_add/trust4_ighv_directional_stats.tsv</w:t>
       </w:r>
       <w:r>
-        <w:t xml:space="preserve">). Of 75 detected IGH V-genes, 53 passed coverage filtering (≥ 6 paired subjects non-trivial; ≥ 5 per group). Three independent aggregate tests show that good responders’ V-gene response to RT is more directionally coherent than bad responders’ (Fig G):</w:t>
+        <w:t xml:space="preserve">). Of 75 detected IGH V-genes, 53 passed coverage filtering (≥ 6 paired subjects non-trivial; ≥ 5 per group). Three independent aggregate tests show that good responders’ V-gene response to RT is more directionally coherent than bad responders’ (Fig 7A):</w:t>
       </w:r>
     </w:p>
     <w:tbl>
@@ -2014,7 +2014,7 @@
         <w:pStyle w:val="BodyText"/>
       </w:pPr>
       <w:r>
-        <w:t xml:space="preserve">The strongest single-V-gene signal is IGHV6-1, which decreased in 6/6 good responders (unanimous down) versus 4-up / 2-down in bad responders — Fisher P = 0.061 on the directional 2×2, MW P = 0.065 on magnitude; both axes agree (Fig H). Two V-genes flagged in exploratory prior analysis (IGHV3-7, IGHV3-74) showed the user-reported direction within good (4/6 up and 5/6 down respectively) but bad responders trended in the same direction (4/6 up and 4/6 down), so the coherence gap at the individual-V-gene level is near zero; the actual signal of</w:t>
+        <w:t xml:space="preserve">The strongest single-V-gene signal is IGHV6-1, which decreased in 6/6 good responders (unanimous down) versus 4-up / 2-down in bad responders — Fisher P = 0.061 on the directional 2×2, MW P = 0.065 on magnitude; both axes agree (Fig 7B). Two V-genes flagged in exploratory prior analysis (IGHV3-7, IGHV3-74) showed the user-reported direction within good (4/6 up and 5/6 down respectively) but bad responders trended in the same direction (4/6 up and 4/6 down), so the coherence gap at the individual-V-gene level is near zero; the actual signal of</w:t>
       </w:r>
       <w:r>
         <w:t xml:space="preserve"> </w:t>
@@ -2046,13 +2046,13 @@
       </w:r>
     </w:p>
     <w:bookmarkEnd w:id="33"/>
-    <w:bookmarkStart w:id="34" w:name="Xea4275da1b8dc32ee31130a1dc7d760c6972d3d"/>
+    <w:bookmarkStart w:id="34" w:name="Xfc4468eb0e17608061c7f31a911d252e5d0ae72"/>
     <w:p>
       <w:pPr>
         <w:pStyle w:val="Heading3"/>
       </w:pPr>
       <w:r>
-        <w:t xml:space="preserve">3.11 Paired cascade phenomenology and convergence null (Fig 6)</w:t>
+        <w:t xml:space="preserve">3.11 Paired cascade phenomenology and convergence null (Fig 8; Supp Fig S16)</w:t>
       </w:r>
     </w:p>
     <w:p>
@@ -2060,17 +2060,17 @@
         <w:pStyle w:val="FirstParagraph"/>
       </w:pPr>
       <w:r>
-        <w:t xml:space="preserve">Beyond target engagement (§3.9) and repertoire coherence (§3.10), the paired 12-subject set admits a descriptive cascade whose components move coherently within good responders (BCa within-group CIs strictly negative for SBS5 clearance and neoantigen clearance; strictly positive for Treg / MHC-II / CD8 exhaustion / IGH count). Only Treg Δ has a between-group BCa CI strictly excluding zero (Fig 6A; Treg Δ median good +1.26 [+0.34, +1.76] vs bad +0.03 [−0.56, +0.35]; between-group diff [+0.06, +1.97], MW P = 0.026). All other cascade features — SBS5 Δ (good −76 [−145, −64]), ΔMHC-I binders (good −312 [−626, −123]), ΔMHC II (+1.23 [+0.54, +1.92]), ΔCD8 exhaustion (+1.00 [+0.23, +1.62]), ΔIGH clonotype count (+1,424 [0, +5,992]) — show robust within-good CIs but between-group intervals that cross zero. These are therefore framed as exploratory cascade phenomenology at n = 12 rather than as cascade proof. The within-good Wilcoxon signed-rank P = 0.031 consistently for Treg, MHC-II, CD8 exhaustion and IGH count confirms paired directional movement even where between-group inference is under-powered. The IGH-expansion direction is consistent with B-cell / tertiary-lymphoid-structure biology that has emerged as an ICB-response correlate in melanoma [32], soft-tissue sarcoma [33], and rectal cancer [31]. The a-priori convergence test (§3.8) shows that baseline Thread-1 axis magnitude does not predict cascade Δ magnitude (0/36 pre-specified pairs significant at P &lt; 0.05), so the cascade is a descriptive phenomenology of RT-phase biology in good responders rather than a downstream of the baseline predictor.</w:t>
+        <w:t xml:space="preserve">Beyond target engagement (§3.9) and repertoire coherence (§3.10), the paired 12-subject set admits a descriptive cascade whose components move coherently within good responders (BCa within-group CIs strictly negative for SBS5 clearance and neoantigen clearance; strictly positive for Treg / MHC-II / CD8 exhaustion / IGH count). Only Treg Δ has a between-group BCa CI strictly excluding zero (Fig 8A; Treg Δ median good +1.26 [+0.34, +1.76] vs bad +0.03 [−0.56, +0.35]; between-group diff [+0.06, +1.97], MW P = 0.026). All other cascade features — SBS5 Δ (good −76 [−145, −64]), ΔMHC-I binders (good −312 [−626, −123]), ΔMHC II (+1.23 [+0.54, +1.92]), ΔCD8 exhaustion (+1.00 [+0.23, +1.62]), ΔIGH clonotype count (+1,424 [0, +5,992]) — show robust within-good CIs but between-group intervals that cross zero. These are therefore framed as exploratory cascade phenomenology at n = 12 rather than as cascade proof. The within-good Wilcoxon signed-rank P = 0.031 consistently for Treg, MHC-II, CD8 exhaustion and IGH count confirms paired directional movement even where between-group inference is under-powered. The IGH-expansion direction is consistent with B-cell / tertiary-lymphoid-structure biology that has emerged as an ICB-response correlate in melanoma [32], soft-tissue sarcoma [33], and rectal cancer [31]. PyClone-VI clonal deconvolution on the 12 paired subjects shows a non-significant trend of larger dominant-clone shrinkage in good responders (Δ −0.67 vs −0.15, MW P = 0.34; Supp Fig S16), consistent with but not proof of the cascade. The a-priori convergence test (§3.8) shows that baseline Thread-1 axis magnitude does not predict cascade Δ magnitude (0/36 pre-specified pairs significant at P &lt; 0.05), so the cascade is a descriptive phenomenology of RT-phase biology in good responders rather than a downstream of the baseline predictor (callout in Fig 8F).</w:t>
       </w:r>
     </w:p>
     <w:bookmarkEnd w:id="34"/>
-    <w:bookmarkStart w:id="35" w:name="Xba70c0c2e0292a575f7bd96fa496511f78b9d57"/>
+    <w:bookmarkStart w:id="35" w:name="Xb8a0b8502d9fdac82bbe282a194cd1f7926201d"/>
     <w:p>
       <w:pPr>
         <w:pStyle w:val="Heading3"/>
       </w:pPr>
       <w:r>
-        <w:t xml:space="preserve">3.12 External validation — two orthogonal pre-CRT axes reproduce across a chemo-timing axis (regimen-agnostic baseline predictor) (Fig 7, Table 3, Table S7; Supp Fig S9)</w:t>
+        <w:t xml:space="preserve">3.12 External validation — two orthogonal pre-CRT axes reproduce across a chemo-timing axis (regimen-agnostic baseline predictor) (Fig 9, Table 3, Table S7; Supp Fig S9)</w:t>
       </w:r>
     </w:p>
     <w:p>
@@ -2138,7 +2138,7 @@
         <w:pStyle w:val="BodyText"/>
       </w:pPr>
       <w:r>
-        <w:t xml:space="preserve">In this five-cohort primary meta (Stouffer’s Z, √N-weighted, two-sided, signed by sign(expected_dir × delta); Fig 7A),</w:t>
+        <w:t xml:space="preserve">In this five-cohort primary meta (Stouffer’s Z, √N-weighted, two-sided, signed by sign(expected_dir × delta); Fig 9A),</w:t>
       </w:r>
       <w:r>
         <w:t xml:space="preserve"> </w:t>
@@ -2818,7 +2818,7 @@
         <w:t xml:space="preserve"> </w:t>
       </w:r>
       <w:r>
-        <w:t xml:space="preserve">(Fig 7A, Table 3 row 1; up from Z = +2.00 at 5 cohorts alone). Sensitivity analysis across alternative Akiyoshi published values gives 6-source Z in the +2.90 to +3.60 range, all P &lt; 0.004 (Supp Table S7C). Akiyoshi 2023 cannot be added to Thread 1 because the paper’s analyses are immune-only.</w:t>
+        <w:t xml:space="preserve">(Fig 9A, Table 3 row 1; up from Z = +2.00 at 5 cohorts alone). Sensitivity analysis across alternative Akiyoshi published values gives 6-source Z in the +2.90 to +3.60 range, all P &lt; 0.004 (Supp Table S7C). Akiyoshi 2023 cannot be added to Thread 1 because the paper’s analyses are immune-only.</w:t>
       </w:r>
     </w:p>
     <w:p>
@@ -3108,7 +3108,7 @@
       </w:r>
     </w:p>
     <w:bookmarkEnd w:id="39"/>
-    <w:bookmarkStart w:id="41" w:name="X9b8802543b4f3fc9e90230562102b77e04c0b97"/>
+    <w:bookmarkStart w:id="40" w:name="X9b8802543b4f3fc9e90230562102b77e04c0b97"/>
     <w:p>
       <w:pPr>
         <w:pStyle w:val="Heading2"/>
@@ -3128,6 +3128,14 @@
     </w:p>
     <w:p>
       <w:pPr>
+        <w:pStyle w:val="FirstParagraph"/>
+      </w:pPr>
+      <w:r>
+        <w:t xml:space="preserve">Main-figure selection is driven by the three load-bearing claims of the paper (two externally-validated orthogonal pre-CRT axes; regimen-agnostic interpretation across chemo-timing; directionally coherent radiation-phase pharmacodynamics as an orthogonal dynamic layer). HLA typing / neoantigen (§3.6–3.7) and PyClone-VI clonal evolution are presented as supporting detail in Supp Fig S15 and S16 respectively, consistent with their anecdotal or trend-level signals (HLA-LOH strict Fisher P = 0.49; PyClone MW P = 0.34).</w:t>
+      </w:r>
+    </w:p>
+    <w:p>
+      <w:pPr>
         <w:pStyle w:val="Compact"/>
         <w:numPr>
           <w:ilvl w:val="0"/>
@@ -3209,7 +3217,7 @@
         <w:t xml:space="preserve"> </w:t>
       </w:r>
       <w:r>
-        <w:t xml:space="preserve">Headline four-row mini-forest: (1) pre-CRT parsimonious 4-feature LASSO nested LOOCV AUC 0.745 [0.56, 0.90]; (2) Thread 1 external 5-cohort meta DSB Z = +3.17, cell-cycle Z = +3.21, E2F/MYC Z = +2.79; (3) Thread 2 6-source CD8-cytotoxic Z = +3.29 P = 0.001 N = 816; (4) paired radiation-phase target engagement EMT 6/6 up P = 0.016 + IGH directional coherence Wilcoxon P = 0.035.</w:t>
+        <w:t xml:space="preserve">Headline four-row mini-forest previewing the paper’s main claims: (1) pre-CRT parsimonious 4-feature LASSO nested LOOCV AUC 0.745 [0.56, 0.90]; (2) Thread 1 external 5-cohort meta DSB Z = +3.17, cell-cycle Z = +3.21, E2F/MYC Z = +2.79; (3) Thread 2 6-source CD8-cytotoxic Z = +3.29 P = 0.001 N = 816; (4) paired radiation-phase target engagement EMT 6/6 good P = 0.016 + IGH directional coherence aggregate Wilcoxon P = 0.035.</w:t>
       </w:r>
     </w:p>
     <w:p>
@@ -3231,7 +3239,103 @@
         <w:t xml:space="preserve"> </w:t>
       </w:r>
       <w:r>
-        <w:t xml:space="preserve">WES landscape (A oncoprint N = 35 pre; B TMB raincloud; C SBS signature attribution; D response-grouped TMB + MSI waterfall; E CNV + HRD proxy; F HRD breakdown LST/TAI/LOH).</w:t>
+        <w:t xml:space="preserve">WES landscape establishing MSS/TMB-low MSS-LARC biology (ICB biomarkers do not apply).</w:t>
+      </w:r>
+      <w:r>
+        <w:t xml:space="preserve"> </w:t>
+      </w:r>
+      <w:r>
+        <w:rPr>
+          <w:b/>
+          <w:bCs/>
+        </w:rPr>
+        <w:t xml:space="preserve">A</w:t>
+      </w:r>
+      <w:r>
+        <w:t xml:space="preserve"> </w:t>
+      </w:r>
+      <w:r>
+        <w:t xml:space="preserve">driver oncoprint N = 35 pre;</w:t>
+      </w:r>
+      <w:r>
+        <w:t xml:space="preserve"> </w:t>
+      </w:r>
+      <w:r>
+        <w:rPr>
+          <w:b/>
+          <w:bCs/>
+        </w:rPr>
+        <w:t xml:space="preserve">B</w:t>
+      </w:r>
+      <w:r>
+        <w:t xml:space="preserve"> </w:t>
+      </w:r>
+      <w:r>
+        <w:t xml:space="preserve">TMB raincloud by response;</w:t>
+      </w:r>
+      <w:r>
+        <w:t xml:space="preserve"> </w:t>
+      </w:r>
+      <w:r>
+        <w:rPr>
+          <w:b/>
+          <w:bCs/>
+        </w:rPr>
+        <w:t xml:space="preserve">C</w:t>
+      </w:r>
+      <w:r>
+        <w:t xml:space="preserve"> </w:t>
+      </w:r>
+      <w:r>
+        <w:t xml:space="preserve">SBS signature attribution;</w:t>
+      </w:r>
+      <w:r>
+        <w:t xml:space="preserve"> </w:t>
+      </w:r>
+      <w:r>
+        <w:rPr>
+          <w:b/>
+          <w:bCs/>
+        </w:rPr>
+        <w:t xml:space="preserve">D</w:t>
+      </w:r>
+      <w:r>
+        <w:t xml:space="preserve"> </w:t>
+      </w:r>
+      <w:r>
+        <w:t xml:space="preserve">response-grouped TMB + MSI waterfall (MSS universal);</w:t>
+      </w:r>
+      <w:r>
+        <w:t xml:space="preserve"> </w:t>
+      </w:r>
+      <w:r>
+        <w:rPr>
+          <w:b/>
+          <w:bCs/>
+        </w:rPr>
+        <w:t xml:space="preserve">E</w:t>
+      </w:r>
+      <w:r>
+        <w:t xml:space="preserve"> </w:t>
+      </w:r>
+      <w:r>
+        <w:t xml:space="preserve">CNV CIN by response;</w:t>
+      </w:r>
+      <w:r>
+        <w:t xml:space="preserve"> </w:t>
+      </w:r>
+      <w:r>
+        <w:rPr>
+          <w:b/>
+          <w:bCs/>
+        </w:rPr>
+        <w:t xml:space="preserve">F</w:t>
+      </w:r>
+      <w:r>
+        <w:t xml:space="preserve"> </w:t>
+      </w:r>
+      <w:r>
+        <w:t xml:space="preserve">HRD-proxy breakdown LST/TAI/LOH.</w:t>
       </w:r>
     </w:p>
     <w:p>
@@ -3253,7 +3357,103 @@
         <w:t xml:space="preserve"> </w:t>
       </w:r>
       <w:r>
-        <w:t xml:space="preserve">Pre-CRT Thread 1 — tumor-intrinsic pathways (A Hallmark running-ES top sets; B Hallmark NES × FDR bubble; C Reactome pathway dotplot; D GSEA enrichment-map network; E ssGSEA 95-set heatmap; F category-level NES boxplot).</w:t>
+        <w:t xml:space="preserve">Pre-CRT Thread 1 — tumor-intrinsic DNA-repair / cell-cycle axis (§3.3).</w:t>
+      </w:r>
+      <w:r>
+        <w:t xml:space="preserve"> </w:t>
+      </w:r>
+      <w:r>
+        <w:rPr>
+          <w:b/>
+          <w:bCs/>
+        </w:rPr>
+        <w:t xml:space="preserve">A</w:t>
+      </w:r>
+      <w:r>
+        <w:t xml:space="preserve"> </w:t>
+      </w:r>
+      <w:r>
+        <w:t xml:space="preserve">Hallmark running-ES for top sets;</w:t>
+      </w:r>
+      <w:r>
+        <w:t xml:space="preserve"> </w:t>
+      </w:r>
+      <w:r>
+        <w:rPr>
+          <w:b/>
+          <w:bCs/>
+        </w:rPr>
+        <w:t xml:space="preserve">B</w:t>
+      </w:r>
+      <w:r>
+        <w:t xml:space="preserve"> </w:t>
+      </w:r>
+      <w:r>
+        <w:t xml:space="preserve">Hallmark NES × FDR bubble;</w:t>
+      </w:r>
+      <w:r>
+        <w:t xml:space="preserve"> </w:t>
+      </w:r>
+      <w:r>
+        <w:rPr>
+          <w:b/>
+          <w:bCs/>
+        </w:rPr>
+        <w:t xml:space="preserve">C</w:t>
+      </w:r>
+      <w:r>
+        <w:t xml:space="preserve"> </w:t>
+      </w:r>
+      <w:r>
+        <w:t xml:space="preserve">Reactome pathway dotplot;</w:t>
+      </w:r>
+      <w:r>
+        <w:t xml:space="preserve"> </w:t>
+      </w:r>
+      <w:r>
+        <w:rPr>
+          <w:b/>
+          <w:bCs/>
+        </w:rPr>
+        <w:t xml:space="preserve">D</w:t>
+      </w:r>
+      <w:r>
+        <w:t xml:space="preserve"> </w:t>
+      </w:r>
+      <w:r>
+        <w:t xml:space="preserve">GSEA enrichment-map network;</w:t>
+      </w:r>
+      <w:r>
+        <w:t xml:space="preserve"> </w:t>
+      </w:r>
+      <w:r>
+        <w:rPr>
+          <w:b/>
+          <w:bCs/>
+        </w:rPr>
+        <w:t xml:space="preserve">E</w:t>
+      </w:r>
+      <w:r>
+        <w:t xml:space="preserve"> </w:t>
+      </w:r>
+      <w:r>
+        <w:t xml:space="preserve">ssGSEA 95-set heatmap;</w:t>
+      </w:r>
+      <w:r>
+        <w:t xml:space="preserve"> </w:t>
+      </w:r>
+      <w:r>
+        <w:rPr>
+          <w:b/>
+          <w:bCs/>
+        </w:rPr>
+        <w:t xml:space="preserve">F</w:t>
+      </w:r>
+      <w:r>
+        <w:t xml:space="preserve"> </w:t>
+      </w:r>
+      <w:r>
+        <w:t xml:space="preserve">category-level NES boxplot.</w:t>
       </w:r>
     </w:p>
     <w:p>
@@ -3275,7 +3475,103 @@
         <w:t xml:space="preserve"> </w:t>
       </w:r>
       <w:r>
-        <w:t xml:space="preserve">Pre-CRT Thread 2 — immune landscape (A TME signature radar; B 22-signature z-score heatmap; C DEG volcano; D signature-response forest lollipop; E CD8-cytotoxic × CD8 exhaustion biaxial; F TLS Cabrita score).</w:t>
+        <w:t xml:space="preserve">Pre-CRT Thread 2 — immune CD8-cytotoxic axis (§3.4).</w:t>
+      </w:r>
+      <w:r>
+        <w:t xml:space="preserve"> </w:t>
+      </w:r>
+      <w:r>
+        <w:rPr>
+          <w:b/>
+          <w:bCs/>
+        </w:rPr>
+        <w:t xml:space="preserve">A</w:t>
+      </w:r>
+      <w:r>
+        <w:t xml:space="preserve"> </w:t>
+      </w:r>
+      <w:r>
+        <w:t xml:space="preserve">TME signature radar;</w:t>
+      </w:r>
+      <w:r>
+        <w:t xml:space="preserve"> </w:t>
+      </w:r>
+      <w:r>
+        <w:rPr>
+          <w:b/>
+          <w:bCs/>
+        </w:rPr>
+        <w:t xml:space="preserve">B</w:t>
+      </w:r>
+      <w:r>
+        <w:t xml:space="preserve"> </w:t>
+      </w:r>
+      <w:r>
+        <w:t xml:space="preserve">22-signature z-score heatmap;</w:t>
+      </w:r>
+      <w:r>
+        <w:t xml:space="preserve"> </w:t>
+      </w:r>
+      <w:r>
+        <w:rPr>
+          <w:b/>
+          <w:bCs/>
+        </w:rPr>
+        <w:t xml:space="preserve">C</w:t>
+      </w:r>
+      <w:r>
+        <w:t xml:space="preserve"> </w:t>
+      </w:r>
+      <w:r>
+        <w:t xml:space="preserve">DEG volcano;</w:t>
+      </w:r>
+      <w:r>
+        <w:t xml:space="preserve"> </w:t>
+      </w:r>
+      <w:r>
+        <w:rPr>
+          <w:b/>
+          <w:bCs/>
+        </w:rPr>
+        <w:t xml:space="preserve">D</w:t>
+      </w:r>
+      <w:r>
+        <w:t xml:space="preserve"> </w:t>
+      </w:r>
+      <w:r>
+        <w:t xml:space="preserve">signature-response forest lollipop;</w:t>
+      </w:r>
+      <w:r>
+        <w:t xml:space="preserve"> </w:t>
+      </w:r>
+      <w:r>
+        <w:rPr>
+          <w:b/>
+          <w:bCs/>
+        </w:rPr>
+        <w:t xml:space="preserve">E</w:t>
+      </w:r>
+      <w:r>
+        <w:t xml:space="preserve"> </w:t>
+      </w:r>
+      <w:r>
+        <w:t xml:space="preserve">CD8-cytotoxic × CD8 exhaustion biaxial;</w:t>
+      </w:r>
+      <w:r>
+        <w:t xml:space="preserve"> </w:t>
+      </w:r>
+      <w:r>
+        <w:rPr>
+          <w:b/>
+          <w:bCs/>
+        </w:rPr>
+        <w:t xml:space="preserve">F</w:t>
+      </w:r>
+      <w:r>
+        <w:t xml:space="preserve"> </w:t>
+      </w:r>
+      <w:r>
+        <w:t xml:space="preserve">TLS Cabrita score.</w:t>
       </w:r>
     </w:p>
     <w:p>
@@ -3297,20 +3593,100 @@
         <w:t xml:space="preserve"> </w:t>
       </w:r>
       <w:r>
-        <w:t xml:space="preserve">Integrated predictor (A feature correlation;</w:t>
-      </w:r>
-      <w:r>
-        <w:t xml:space="preserve"> </w:t>
-      </w:r>
-      <w:r>
-        <w:rPr>
-          <w:b/>
-          <w:bCs/>
-        </w:rPr>
-        <w:t xml:space="preserve">B nested LOOCV ROC: 36-feature parsimonious ElasticNet AUC 0.745 [0.56, 0.90]</w:t>
-      </w:r>
-      <w:r>
-        <w:t xml:space="preserve">; C four-feature forest DSB repair / deletion fraction / MHC II / MSI %; D UMAP of integrated features; E SHAP beeswarm; F per-subject predicted probability).</w:t>
+        <w:t xml:space="preserve">Integrated nested-LOOCV LASSO predictor on the parsimonious 36-feature panel (§3.5).</w:t>
+      </w:r>
+      <w:r>
+        <w:t xml:space="preserve"> </w:t>
+      </w:r>
+      <w:r>
+        <w:rPr>
+          <w:b/>
+          <w:bCs/>
+        </w:rPr>
+        <w:t xml:space="preserve">A</w:t>
+      </w:r>
+      <w:r>
+        <w:t xml:space="preserve"> </w:t>
+      </w:r>
+      <w:r>
+        <w:t xml:space="preserve">Feature correlation;</w:t>
+      </w:r>
+      <w:r>
+        <w:t xml:space="preserve"> </w:t>
+      </w:r>
+      <w:r>
+        <w:rPr>
+          <w:b/>
+          <w:bCs/>
+        </w:rPr>
+        <w:t xml:space="preserve">B nested outer-LOOCV ROC: drop-CD8-proliferation ElasticNet AUC 0.745 (95 % bootstrap CI 0.56–0.90)</w:t>
+      </w:r>
+      <w:r>
+        <w:t xml:space="preserve">;</w:t>
+      </w:r>
+      <w:r>
+        <w:t xml:space="preserve"> </w:t>
+      </w:r>
+      <w:r>
+        <w:rPr>
+          <w:b/>
+          <w:bCs/>
+        </w:rPr>
+        <w:t xml:space="preserve">C</w:t>
+      </w:r>
+      <w:r>
+        <w:t xml:space="preserve"> </w:t>
+      </w:r>
+      <w:r>
+        <w:t xml:space="preserve">four-feature coefficient forest (DSB repair +0.89, genomic deletion fraction −0.76, MHC II −0.23, MSI % +0.12);</w:t>
+      </w:r>
+      <w:r>
+        <w:t xml:space="preserve"> </w:t>
+      </w:r>
+      <w:r>
+        <w:rPr>
+          <w:b/>
+          <w:bCs/>
+        </w:rPr>
+        <w:t xml:space="preserve">D</w:t>
+      </w:r>
+      <w:r>
+        <w:t xml:space="preserve"> </w:t>
+      </w:r>
+      <w:r>
+        <w:t xml:space="preserve">UMAP of integrated features;</w:t>
+      </w:r>
+      <w:r>
+        <w:t xml:space="preserve"> </w:t>
+      </w:r>
+      <w:r>
+        <w:rPr>
+          <w:b/>
+          <w:bCs/>
+        </w:rPr>
+        <w:t xml:space="preserve">E</w:t>
+      </w:r>
+      <w:r>
+        <w:t xml:space="preserve"> </w:t>
+      </w:r>
+      <w:r>
+        <w:t xml:space="preserve">SHAP beeswarm on the 4-feature model;</w:t>
+      </w:r>
+      <w:r>
+        <w:t xml:space="preserve"> </w:t>
+      </w:r>
+      <w:r>
+        <w:rPr>
+          <w:b/>
+          <w:bCs/>
+        </w:rPr>
+        <w:t xml:space="preserve">F</w:t>
+      </w:r>
+      <w:r>
+        <w:t xml:space="preserve"> </w:t>
+      </w:r>
+      <w:r>
+        <w:t xml:space="preserve">per-subject predicted probability.</w:t>
       </w:r>
     </w:p>
     <w:p>
@@ -3332,7 +3708,39 @@
         <w:t xml:space="preserve"> </w:t>
       </w:r>
       <w:r>
-        <w:t xml:space="preserve">Paired radiation-phase cascade phenomenology — BCa 95 % CIs (A between-group BCa forest: Treg strictly above zero; B paired pre→post slopes for Treg / MHC-II / CD8 exhaustion / IGH count; C Δ forest; D per-subject Δ waterfall; E fishplot of paired clonal dynamics; F cascade schematic with convergence-null callout).</w:t>
+        <w:t xml:space="preserve">Target engagement of the four Thread-1 baseline factors in paired radiation-phase biopsies (§3.9; n = 6 + 6).</w:t>
+      </w:r>
+      <w:r>
+        <w:t xml:space="preserve"> </w:t>
+      </w:r>
+      <w:r>
+        <w:rPr>
+          <w:b/>
+          <w:bCs/>
+        </w:rPr>
+        <w:t xml:space="preserve">A</w:t>
+      </w:r>
+      <w:r>
+        <w:t xml:space="preserve"> </w:t>
+      </w:r>
+      <w:r>
+        <w:t xml:space="preserve">Per-subject pre→post composite-z spaghetti for DSB/HDR, tumor cell-cycle, E2F/MYC, EMT, coloured by response, with sign counts and binomial P annotated.</w:t>
+      </w:r>
+      <w:r>
+        <w:t xml:space="preserve"> </w:t>
+      </w:r>
+      <w:r>
+        <w:rPr>
+          <w:b/>
+          <w:bCs/>
+        </w:rPr>
+        <w:t xml:space="preserve">B</w:t>
+      </w:r>
+      <w:r>
+        <w:t xml:space="preserve"> </w:t>
+      </w:r>
+      <w:r>
+        <w:t xml:space="preserve">Directional concordance bar — fraction moving in predicted direction per factor per group (EMT good 6/6 up P = 0.016 highlighted).</w:t>
       </w:r>
     </w:p>
     <w:p>
@@ -3354,17 +3762,51 @@
         <w:t xml:space="preserve"> </w:t>
       </w:r>
       <w:r>
-        <w:t xml:space="preserve">External validation — two-thread regimen-agnostic meta (</w:t>
-      </w:r>
-      <w:r>
-        <w:rPr>
-          <w:b/>
-          <w:bCs/>
-        </w:rPr>
-        <w:t xml:space="preserve">A forest: 5-cohort Thread 1 DSB / cell-cycle / E2F-MYC / EMT + 6-source Thread 2 CD8 including Akiyoshi row</w:t>
-      </w:r>
-      <w:r>
-        <w:t xml:space="preserve">; B signature × cohort heatmap; C concordance bar; D discovery versus external effect sizes for both threads).</w:t>
+        <w:t xml:space="preserve">IGH V-gene repertoire directional coherence in paired radiation-phase biopsies (§3.10; 53 coverage-filtered V-genes × 12 paired subjects).</w:t>
+      </w:r>
+      <w:r>
+        <w:t xml:space="preserve"> </w:t>
+      </w:r>
+      <w:r>
+        <w:rPr>
+          <w:b/>
+          <w:bCs/>
+        </w:rPr>
+        <w:t xml:space="preserve">A</w:t>
+      </w:r>
+      <w:r>
+        <w:t xml:space="preserve"> </w:t>
+      </w:r>
+      <w:r>
+        <w:t xml:space="preserve">Repertoire coherence summary — paired scatter of good vs bad majority fractions (V-genes coloured by</w:t>
+      </w:r>
+      <w:r>
+        <w:t xml:space="preserve"> </w:t>
+      </w:r>
+      <w:r>
+        <w:t xml:space="preserve">“good coherent / bad mixed”</w:t>
+      </w:r>
+      <w:r>
+        <w:t xml:space="preserve"> </w:t>
+      </w:r>
+      <w:r>
+        <w:t xml:space="preserve">pattern), Wilcoxon boxplot of the per-V-gene good–bad majority-fraction gap (one-sided P = 0.035), pattern breakdown pie (16 good-coherent-bad-mixed vs 7 opposite, binomial P = 0.047).</w:t>
+      </w:r>
+      <w:r>
+        <w:t xml:space="preserve"> </w:t>
+      </w:r>
+      <w:r>
+        <w:rPr>
+          <w:b/>
+          <w:bCs/>
+        </w:rPr>
+        <w:t xml:space="preserve">B</w:t>
+      </w:r>
+      <w:r>
+        <w:t xml:space="preserve"> </w:t>
+      </w:r>
+      <w:r>
+        <w:t xml:space="preserve">Focus V-gene spaghetti — IGHV6-1 (strongest single-gene signal: good 6/6 down unanimous, bad 4/2 up, Fisher P = 0.061), IGHV3-7 and IGHV3-74 (user-prior), and top coherent V-genes from the sign-test scan.</w:t>
       </w:r>
     </w:p>
     <w:p>
@@ -3386,7 +3828,103 @@
         <w:t xml:space="preserve"> </w:t>
       </w:r>
       <w:r>
-        <w:t xml:space="preserve">HLA class I landscape and MHC-I neoantigen cascade (A HLA allele frequency; B HLA homozygosity; C HLA-LOH strict vs lite; D pre-CRT neoantigen burden; E paired Δ binders; F per-subject neoantigen lollipop).</w:t>
+        <w:t xml:space="preserve">Paired cascade phenomenology with convergence-null callout (§3.11; n = 12 paired).</w:t>
+      </w:r>
+      <w:r>
+        <w:t xml:space="preserve"> </w:t>
+      </w:r>
+      <w:r>
+        <w:rPr>
+          <w:b/>
+          <w:bCs/>
+        </w:rPr>
+        <w:t xml:space="preserve">A</w:t>
+      </w:r>
+      <w:r>
+        <w:t xml:space="preserve"> </w:t>
+      </w:r>
+      <w:r>
+        <w:t xml:space="preserve">Between-group BCa forest (Treg Δ strictly excludes zero at +0.06 to +1.97; other cascade features have intervals crossing zero and are labelled exploratory).</w:t>
+      </w:r>
+      <w:r>
+        <w:t xml:space="preserve"> </w:t>
+      </w:r>
+      <w:r>
+        <w:rPr>
+          <w:b/>
+          <w:bCs/>
+        </w:rPr>
+        <w:t xml:space="preserve">B</w:t>
+      </w:r>
+      <w:r>
+        <w:t xml:space="preserve"> </w:t>
+      </w:r>
+      <w:r>
+        <w:t xml:space="preserve">Paired pre→post slopes for Treg / MHC-II / CD8 exhaustion / IGH count.</w:t>
+      </w:r>
+      <w:r>
+        <w:t xml:space="preserve"> </w:t>
+      </w:r>
+      <w:r>
+        <w:rPr>
+          <w:b/>
+          <w:bCs/>
+        </w:rPr>
+        <w:t xml:space="preserve">C</w:t>
+      </w:r>
+      <w:r>
+        <w:t xml:space="preserve"> </w:t>
+      </w:r>
+      <w:r>
+        <w:t xml:space="preserve">Δ forest with BCa 95 % CIs.</w:t>
+      </w:r>
+      <w:r>
+        <w:t xml:space="preserve"> </w:t>
+      </w:r>
+      <w:r>
+        <w:rPr>
+          <w:b/>
+          <w:bCs/>
+        </w:rPr>
+        <w:t xml:space="preserve">D</w:t>
+      </w:r>
+      <w:r>
+        <w:t xml:space="preserve"> </w:t>
+      </w:r>
+      <w:r>
+        <w:t xml:space="preserve">Per-subject Δ waterfall for SBS5 clearance and neoantigen clearance.</w:t>
+      </w:r>
+      <w:r>
+        <w:t xml:space="preserve"> </w:t>
+      </w:r>
+      <w:r>
+        <w:rPr>
+          <w:b/>
+          <w:bCs/>
+        </w:rPr>
+        <w:t xml:space="preserve">E</w:t>
+      </w:r>
+      <w:r>
+        <w:t xml:space="preserve"> </w:t>
+      </w:r>
+      <w:r>
+        <w:t xml:space="preserve">Fishplot schematic of paired clonal dynamics.</w:t>
+      </w:r>
+      <w:r>
+        <w:t xml:space="preserve"> </w:t>
+      </w:r>
+      <w:r>
+        <w:rPr>
+          <w:b/>
+          <w:bCs/>
+        </w:rPr>
+        <w:t xml:space="preserve">F</w:t>
+      </w:r>
+      <w:r>
+        <w:t xml:space="preserve"> </w:t>
+      </w:r>
+      <w:r>
+        <w:t xml:space="preserve">Cascade schematic with convergence-null callout: discovery LASSO winners × paired cascade Δ Spearman 0/36 at P &lt; 0.05, DSB → CD8-cyt r = −0.07, P = 0.83 — static and dynamic layers are orthogonal.</w:t>
       </w:r>
     </w:p>
     <w:p>
@@ -3408,16 +3946,87 @@
         <w:t xml:space="preserve"> </w:t>
       </w:r>
       <w:r>
-        <w:t xml:space="preserve">Clonal evolution during the radiation phase (PyClone-VI on 12 paired subjects).</w:t>
-      </w:r>
-    </w:p>
-    <w:bookmarkStart w:id="40" w:name="Xf1b7d93a8de39cbd3d227248c62c3ff81bd60c2"/>
-    <w:p>
-      <w:pPr>
-        <w:pStyle w:val="Heading3"/>
-      </w:pPr>
-      <w:r>
-        <w:t xml:space="preserve">New paired-analysis figures (from 260418_add/)</w:t>
+        <w:t xml:space="preserve">External validation — two-thread regimen-agnostic meta (§3.12).</w:t>
+      </w:r>
+      <w:r>
+        <w:t xml:space="preserve"> </w:t>
+      </w:r>
+      <w:r>
+        <w:rPr>
+          <w:b/>
+          <w:bCs/>
+        </w:rPr>
+        <w:t xml:space="preserve">A forest combining 5-cohort Thread 1 (DSB, cell-cycle, E2F/MYC, EMT; N = 518) with 6-source Thread 2 CD8-cytotoxic including the Akiyoshi 2023 paper-level row (N = 816)</w:t>
+      </w:r>
+      <w:r>
+        <w:t xml:space="preserve">.</w:t>
+      </w:r>
+      <w:r>
+        <w:t xml:space="preserve"> </w:t>
+      </w:r>
+      <w:r>
+        <w:rPr>
+          <w:b/>
+          <w:bCs/>
+        </w:rPr>
+        <w:t xml:space="preserve">B</w:t>
+      </w:r>
+      <w:r>
+        <w:t xml:space="preserve"> </w:t>
+      </w:r>
+      <w:r>
+        <w:t xml:space="preserve">Signature × cohort effect-size heatmap.</w:t>
+      </w:r>
+      <w:r>
+        <w:t xml:space="preserve"> </w:t>
+      </w:r>
+      <w:r>
+        <w:rPr>
+          <w:b/>
+          <w:bCs/>
+        </w:rPr>
+        <w:t xml:space="preserve">C</w:t>
+      </w:r>
+      <w:r>
+        <w:t xml:space="preserve"> </w:t>
+      </w:r>
+      <w:r>
+        <w:t xml:space="preserve">Per-cohort concordance bar.</w:t>
+      </w:r>
+      <w:r>
+        <w:t xml:space="preserve"> </w:t>
+      </w:r>
+      <w:r>
+        <w:rPr>
+          <w:b/>
+          <w:bCs/>
+        </w:rPr>
+        <w:t xml:space="preserve">D</w:t>
+      </w:r>
+      <w:r>
+        <w:t xml:space="preserve"> </w:t>
+      </w:r>
+      <w:r>
+        <w:t xml:space="preserve">Discovery vs external effect sizes for both threads, with the chemo-timing axis (our TNT consolidation vs external nCRT concurrent) annotated.</w:t>
+      </w:r>
+    </w:p>
+    <w:bookmarkEnd w:id="40"/>
+    <w:bookmarkStart w:id="41" w:name="X8c0915a0f324cfd1ac31be765d100fd2732131d"/>
+    <w:p>
+      <w:pPr>
+        <w:pStyle w:val="Heading2"/>
+      </w:pPr>
+      <w:r>
+        <w:t xml:space="preserve">Supplementary figures — matching</w:t>
+      </w:r>
+      <w:r>
+        <w:t xml:space="preserve"> </w:t>
+      </w:r>
+      <w:r>
+        <w:rPr>
+          <w:rStyle w:val="VerbatimChar"/>
+        </w:rPr>
+        <w:t xml:space="preserve">genome_medicine_submission/supplementary_figures/</w:t>
       </w:r>
     </w:p>
     <w:p>
@@ -3433,13 +4042,13 @@
           <w:b/>
           <w:bCs/>
         </w:rPr>
-        <w:t xml:space="preserve">Figure E.</w:t>
-      </w:r>
-      <w:r>
-        <w:t xml:space="preserve"> </w:t>
-      </w:r>
-      <w:r>
-        <w:t xml:space="preserve">Baseline 4-factor spaghetti — per-subject pre→post composite z-score, coloured by response, with sign counts annotated.</w:t>
+        <w:t xml:space="preserve">Supp Fig S1.</w:t>
+      </w:r>
+      <w:r>
+        <w:t xml:space="preserve"> </w:t>
+      </w:r>
+      <w:r>
+        <w:t xml:space="preserve">Cohort QC.</w:t>
       </w:r>
     </w:p>
     <w:p>
@@ -3455,13 +4064,13 @@
           <w:b/>
           <w:bCs/>
         </w:rPr>
-        <w:t xml:space="preserve">Figure F.</w:t>
-      </w:r>
-      <w:r>
-        <w:t xml:space="preserve"> </w:t>
-      </w:r>
-      <w:r>
-        <w:t xml:space="preserve">Baseline factor directional concordance bar — fraction moving in predicted direction per factor per group, with 6/6, 5/6, 4/6 count labels.</w:t>
+        <w:t xml:space="preserve">Supp Fig S2.</w:t>
+      </w:r>
+      <w:r>
+        <w:t xml:space="preserve"> </w:t>
+      </w:r>
+      <w:r>
+        <w:t xml:space="preserve">SBS signature panel.</w:t>
       </w:r>
     </w:p>
     <w:p>
@@ -3477,13 +4086,13 @@
           <w:b/>
           <w:bCs/>
         </w:rPr>
-        <w:t xml:space="preserve">Figure G.</w:t>
-      </w:r>
-      <w:r>
-        <w:t xml:space="preserve"> </w:t>
-      </w:r>
-      <w:r>
-        <w:t xml:space="preserve">IGHV repertoire coherence summary — paired scatter of good vs bad majority fractions (53 V-genes), Wilcoxon boxplot of the paired gap, pattern pie.</w:t>
+        <w:t xml:space="preserve">Supp Fig S3.</w:t>
+      </w:r>
+      <w:r>
+        <w:t xml:space="preserve"> </w:t>
+      </w:r>
+      <w:r>
+        <w:t xml:space="preserve">CNV + HRD detail per subject.</w:t>
       </w:r>
     </w:p>
     <w:p>
@@ -3499,24 +4108,599 @@
           <w:b/>
           <w:bCs/>
         </w:rPr>
-        <w:t xml:space="preserve">Figure H.</w:t>
-      </w:r>
-      <w:r>
-        <w:t xml:space="preserve"> </w:t>
-      </w:r>
-      <w:r>
-        <w:t xml:space="preserve">IGHV focus spaghetti — IGHV6-1 (strongest), IGHV3-7 and IGHV3-74 (user-prior), plus top coherent V-genes from the sign-test scan.</w:t>
-      </w:r>
-    </w:p>
-    <w:bookmarkEnd w:id="40"/>
+        <w:t xml:space="preserve">Supp Fig S4.</w:t>
+      </w:r>
+      <w:r>
+        <w:t xml:space="preserve"> </w:t>
+      </w:r>
+      <w:r>
+        <w:t xml:space="preserve">Oncoprint + VAF detail.</w:t>
+      </w:r>
+    </w:p>
+    <w:p>
+      <w:pPr>
+        <w:pStyle w:val="Compact"/>
+        <w:numPr>
+          <w:ilvl w:val="0"/>
+          <w:numId w:val="1003"/>
+        </w:numPr>
+      </w:pPr>
+      <w:r>
+        <w:rPr>
+          <w:b/>
+          <w:bCs/>
+        </w:rPr>
+        <w:t xml:space="preserve">Supp Fig S5.</w:t>
+      </w:r>
+      <w:r>
+        <w:t xml:space="preserve"> </w:t>
+      </w:r>
+      <w:r>
+        <w:t xml:space="preserve">Full GSEA supplement (Hallmark + Reactome).</w:t>
+      </w:r>
+    </w:p>
+    <w:p>
+      <w:pPr>
+        <w:pStyle w:val="Compact"/>
+        <w:numPr>
+          <w:ilvl w:val="0"/>
+          <w:numId w:val="1003"/>
+        </w:numPr>
+      </w:pPr>
+      <w:r>
+        <w:rPr>
+          <w:b/>
+          <w:bCs/>
+        </w:rPr>
+        <w:t xml:space="preserve">Supp Fig S6.</w:t>
+      </w:r>
+      <w:r>
+        <w:t xml:space="preserve"> </w:t>
+      </w:r>
+      <w:r>
+        <w:t xml:space="preserve">ssGSEA + CMS classification detail.</w:t>
+      </w:r>
+    </w:p>
+    <w:p>
+      <w:pPr>
+        <w:pStyle w:val="Compact"/>
+        <w:numPr>
+          <w:ilvl w:val="0"/>
+          <w:numId w:val="1003"/>
+        </w:numPr>
+      </w:pPr>
+      <w:r>
+        <w:rPr>
+          <w:b/>
+          <w:bCs/>
+        </w:rPr>
+        <w:t xml:space="preserve">Supp Fig S7.</w:t>
+      </w:r>
+      <w:r>
+        <w:t xml:space="preserve"> </w:t>
+      </w:r>
+      <w:r>
+        <w:t xml:space="preserve">TRUST4 immune repertoire per sample (TCR/BCR diversity).</w:t>
+      </w:r>
+    </w:p>
+    <w:p>
+      <w:pPr>
+        <w:pStyle w:val="Compact"/>
+        <w:numPr>
+          <w:ilvl w:val="0"/>
+          <w:numId w:val="1003"/>
+        </w:numPr>
+      </w:pPr>
+      <w:r>
+        <w:rPr>
+          <w:b/>
+          <w:bCs/>
+        </w:rPr>
+        <w:t xml:space="preserve">Supp Fig S8.</w:t>
+      </w:r>
+      <w:r>
+        <w:t xml:space="preserve"> </w:t>
+      </w:r>
+      <w:r>
+        <w:t xml:space="preserve">ML model comparison (LASSO / ElasticNet / RandomForest, 5-scenario nested LOOCV).</w:t>
+      </w:r>
+    </w:p>
+    <w:p>
+      <w:pPr>
+        <w:pStyle w:val="Compact"/>
+        <w:numPr>
+          <w:ilvl w:val="0"/>
+          <w:numId w:val="1003"/>
+        </w:numPr>
+      </w:pPr>
+      <w:r>
+        <w:rPr>
+          <w:b/>
+          <w:bCs/>
+        </w:rPr>
+        <w:t xml:space="preserve">Supp Fig S9.</w:t>
+      </w:r>
+      <w:r>
+        <w:t xml:space="preserve"> </w:t>
+      </w:r>
+      <w:r>
+        <w:t xml:space="preserve">GEO cohorts overview + CONSORT-style 9 → 5 primary + 4 excluded exclusion diagram.</w:t>
+      </w:r>
+    </w:p>
+    <w:p>
+      <w:pPr>
+        <w:pStyle w:val="Compact"/>
+        <w:numPr>
+          <w:ilvl w:val="0"/>
+          <w:numId w:val="1003"/>
+        </w:numPr>
+      </w:pPr>
+      <w:r>
+        <w:rPr>
+          <w:b/>
+          <w:bCs/>
+        </w:rPr>
+        <w:t xml:space="preserve">Supp Fig S10.</w:t>
+      </w:r>
+      <w:r>
+        <w:t xml:space="preserve"> </w:t>
+      </w:r>
+      <w:r>
+        <w:t xml:space="preserve">HLA/neoantigen detail.</w:t>
+      </w:r>
+    </w:p>
+    <w:p>
+      <w:pPr>
+        <w:pStyle w:val="Compact"/>
+        <w:numPr>
+          <w:ilvl w:val="0"/>
+          <w:numId w:val="1003"/>
+        </w:numPr>
+      </w:pPr>
+      <w:r>
+        <w:rPr>
+          <w:b/>
+          <w:bCs/>
+        </w:rPr>
+        <w:t xml:space="preserve">Supp Fig S11.</w:t>
+      </w:r>
+      <w:r>
+        <w:t xml:space="preserve"> </w:t>
+      </w:r>
+      <w:r>
+        <w:t xml:space="preserve">PyClone-VI diagnostics.</w:t>
+      </w:r>
+    </w:p>
+    <w:p>
+      <w:pPr>
+        <w:pStyle w:val="Compact"/>
+        <w:numPr>
+          <w:ilvl w:val="0"/>
+          <w:numId w:val="1003"/>
+        </w:numPr>
+      </w:pPr>
+      <w:r>
+        <w:rPr>
+          <w:b/>
+          <w:bCs/>
+        </w:rPr>
+        <w:t xml:space="preserve">Supp Fig S12.</w:t>
+      </w:r>
+      <w:r>
+        <w:t xml:space="preserve"> </w:t>
+      </w:r>
+      <w:r>
+        <w:t xml:space="preserve">Sample-flow CONSORT diagram.</w:t>
+      </w:r>
+    </w:p>
+    <w:p>
+      <w:pPr>
+        <w:pStyle w:val="Compact"/>
+        <w:numPr>
+          <w:ilvl w:val="0"/>
+          <w:numId w:val="1003"/>
+        </w:numPr>
+      </w:pPr>
+      <w:r>
+        <w:rPr>
+          <w:b/>
+          <w:bCs/>
+        </w:rPr>
+        <w:t xml:space="preserve">Supp Fig S13.</w:t>
+      </w:r>
+      <w:r>
+        <w:t xml:space="preserve"> </w:t>
+      </w:r>
+      <w:r>
+        <w:t xml:space="preserve">HLA-LOH strict vs lite, subj 3 and 4 pre→post resolution.</w:t>
+      </w:r>
+    </w:p>
+    <w:p>
+      <w:pPr>
+        <w:pStyle w:val="Compact"/>
+        <w:numPr>
+          <w:ilvl w:val="0"/>
+          <w:numId w:val="1003"/>
+        </w:numPr>
+      </w:pPr>
+      <w:r>
+        <w:rPr>
+          <w:b/>
+          <w:bCs/>
+        </w:rPr>
+        <w:t xml:space="preserve">Supp Fig S14.</w:t>
+      </w:r>
+      <w:r>
+        <w:t xml:space="preserve"> </w:t>
+      </w:r>
+      <w:r>
+        <w:t xml:space="preserve">Per-patient clinical waterfall.</w:t>
+      </w:r>
+    </w:p>
+    <w:p>
+      <w:pPr>
+        <w:pStyle w:val="Compact"/>
+        <w:numPr>
+          <w:ilvl w:val="0"/>
+          <w:numId w:val="1003"/>
+        </w:numPr>
+      </w:pPr>
+      <w:r>
+        <w:rPr>
+          <w:b/>
+          <w:bCs/>
+        </w:rPr>
+        <w:t xml:space="preserve">Supp Fig S15.</w:t>
+      </w:r>
+      <w:r>
+        <w:t xml:space="preserve"> </w:t>
+      </w:r>
+      <w:r>
+        <w:t xml:space="preserve">HLA class I landscape and MHC-I neoantigen cascade (§3.6–3.7; downgraded from main Fig 8 in v0.7.3 because all between-group claims in this panel are anecdotal or trend-level at n ≤ 16 versus the load-bearing claims of the paper).</w:t>
+      </w:r>
+      <w:r>
+        <w:t xml:space="preserve"> </w:t>
+      </w:r>
+      <w:r>
+        <w:rPr>
+          <w:b/>
+          <w:bCs/>
+        </w:rPr>
+        <w:t xml:space="preserve">A</w:t>
+      </w:r>
+      <w:r>
+        <w:t xml:space="preserve"> </w:t>
+      </w:r>
+      <w:r>
+        <w:t xml:space="preserve">HLA allele frequency;</w:t>
+      </w:r>
+      <w:r>
+        <w:t xml:space="preserve"> </w:t>
+      </w:r>
+      <w:r>
+        <w:rPr>
+          <w:b/>
+          <w:bCs/>
+        </w:rPr>
+        <w:t xml:space="preserve">B</w:t>
+      </w:r>
+      <w:r>
+        <w:t xml:space="preserve"> </w:t>
+      </w:r>
+      <w:r>
+        <w:t xml:space="preserve">HLA homozygosity by response;</w:t>
+      </w:r>
+      <w:r>
+        <w:t xml:space="preserve"> </w:t>
+      </w:r>
+      <w:r>
+        <w:rPr>
+          <w:b/>
+          <w:bCs/>
+        </w:rPr>
+        <w:t xml:space="preserve">C</w:t>
+      </w:r>
+      <w:r>
+        <w:t xml:space="preserve"> </w:t>
+      </w:r>
+      <w:r>
+        <w:t xml:space="preserve">HLA-LOH strict (Bonferroni Fisher P = 0.49) vs lite (uncorrected) comparison;</w:t>
+      </w:r>
+      <w:r>
+        <w:t xml:space="preserve"> </w:t>
+      </w:r>
+      <w:r>
+        <w:rPr>
+          <w:b/>
+          <w:bCs/>
+        </w:rPr>
+        <w:t xml:space="preserve">D</w:t>
+      </w:r>
+      <w:r>
+        <w:t xml:space="preserve"> </w:t>
+      </w:r>
+      <w:r>
+        <w:t xml:space="preserve">pre-CRT neoantigen burden by response;</w:t>
+      </w:r>
+      <w:r>
+        <w:t xml:space="preserve"> </w:t>
+      </w:r>
+      <w:r>
+        <w:rPr>
+          <w:b/>
+          <w:bCs/>
+        </w:rPr>
+        <w:t xml:space="preserve">E</w:t>
+      </w:r>
+      <w:r>
+        <w:t xml:space="preserve"> </w:t>
+      </w:r>
+      <w:r>
+        <w:t xml:space="preserve">paired Δ binders (n = 11, within-good but not between-group);</w:t>
+      </w:r>
+      <w:r>
+        <w:t xml:space="preserve"> </w:t>
+      </w:r>
+      <w:r>
+        <w:rPr>
+          <w:b/>
+          <w:bCs/>
+        </w:rPr>
+        <w:t xml:space="preserve">F</w:t>
+      </w:r>
+      <w:r>
+        <w:t xml:space="preserve"> </w:t>
+      </w:r>
+      <w:r>
+        <w:t xml:space="preserve">per-subject neoantigen lollipop.</w:t>
+      </w:r>
+    </w:p>
+    <w:p>
+      <w:pPr>
+        <w:pStyle w:val="Compact"/>
+        <w:numPr>
+          <w:ilvl w:val="0"/>
+          <w:numId w:val="1003"/>
+        </w:numPr>
+      </w:pPr>
+      <w:r>
+        <w:rPr>
+          <w:b/>
+          <w:bCs/>
+        </w:rPr>
+        <w:t xml:space="preserve">Supp Fig S16.</w:t>
+      </w:r>
+      <w:r>
+        <w:t xml:space="preserve"> </w:t>
+      </w:r>
+      <w:r>
+        <w:t xml:space="preserve">PyClone-VI clonal evolution during the radiation phase (§3.11; downgraded from main Fig 9 in v0.7.3 because dominant-clone shrinkage good vs bad MW P = 0.34 is trend-level at n = 12).</w:t>
+      </w:r>
+      <w:r>
+        <w:t xml:space="preserve"> </w:t>
+      </w:r>
+      <w:r>
+        <w:rPr>
+          <w:b/>
+          <w:bCs/>
+        </w:rPr>
+        <w:t xml:space="preserve">A</w:t>
+      </w:r>
+      <w:r>
+        <w:t xml:space="preserve"> </w:t>
+      </w:r>
+      <w:r>
+        <w:t xml:space="preserve">Per-subject clone-cluster CCF trajectories pre→post;</w:t>
+      </w:r>
+      <w:r>
+        <w:t xml:space="preserve"> </w:t>
+      </w:r>
+      <w:r>
+        <w:rPr>
+          <w:b/>
+          <w:bCs/>
+        </w:rPr>
+        <w:t xml:space="preserve">B</w:t>
+      </w:r>
+      <w:r>
+        <w:t xml:space="preserve"> </w:t>
+      </w:r>
+      <w:r>
+        <w:t xml:space="preserve">CCF pre vs post scatter coloured by clone cluster;</w:t>
+      </w:r>
+      <w:r>
+        <w:t xml:space="preserve"> </w:t>
+      </w:r>
+      <w:r>
+        <w:rPr>
+          <w:b/>
+          <w:bCs/>
+        </w:rPr>
+        <w:t xml:space="preserve">C</w:t>
+      </w:r>
+      <w:r>
+        <w:t xml:space="preserve"> </w:t>
+      </w:r>
+      <w:r>
+        <w:t xml:space="preserve">cluster composition stack;</w:t>
+      </w:r>
+      <w:r>
+        <w:t xml:space="preserve"> </w:t>
+      </w:r>
+      <w:r>
+        <w:rPr>
+          <w:b/>
+          <w:bCs/>
+        </w:rPr>
+        <w:t xml:space="preserve">D</w:t>
+      </w:r>
+      <w:r>
+        <w:t xml:space="preserve"> </w:t>
+      </w:r>
+      <w:r>
+        <w:t xml:space="preserve">dominant-clone shrinkage Δ by response;</w:t>
+      </w:r>
+      <w:r>
+        <w:t xml:space="preserve"> </w:t>
+      </w:r>
+      <w:r>
+        <w:rPr>
+          <w:b/>
+          <w:bCs/>
+        </w:rPr>
+        <w:t xml:space="preserve">E</w:t>
+      </w:r>
+      <w:r>
+        <w:t xml:space="preserve"> </w:t>
+      </w:r>
+      <w:r>
+        <w:t xml:space="preserve">shrink versus expand scatter;</w:t>
+      </w:r>
+      <w:r>
+        <w:t xml:space="preserve"> </w:t>
+      </w:r>
+      <w:r>
+        <w:rPr>
+          <w:b/>
+          <w:bCs/>
+        </w:rPr>
+        <w:t xml:space="preserve">F</w:t>
+      </w:r>
+      <w:r>
+        <w:t xml:space="preserve"> </w:t>
+      </w:r>
+      <w:r>
+        <w:t xml:space="preserve">clone-fate composition by response.</w:t>
+      </w:r>
+    </w:p>
     <w:bookmarkEnd w:id="41"/>
-    <w:bookmarkStart w:id="42" w:name="X8c0915a0f324cfd1ac31be765d100fd2732131d"/>
+    <w:bookmarkStart w:id="42" w:name="supplementary-text"/>
     <w:p>
       <w:pPr>
         <w:pStyle w:val="Heading2"/>
       </w:pPr>
       <w:r>
-        <w:t xml:space="preserve">Supplementary figures — matching</w:t>
+        <w:t xml:space="preserve">Supplementary text</w:t>
+      </w:r>
+    </w:p>
+    <w:p>
+      <w:pPr>
+        <w:pStyle w:val="Compact"/>
+        <w:numPr>
+          <w:ilvl w:val="0"/>
+          <w:numId w:val="1004"/>
+        </w:numPr>
+      </w:pPr>
+      <w:r>
+        <w:rPr>
+          <w:b/>
+          <w:bCs/>
+        </w:rPr>
+        <w:t xml:space="preserve">Supp Text S1.</w:t>
+      </w:r>
+      <w:r>
+        <w:t xml:space="preserve"> </w:t>
+      </w:r>
+      <w:r>
+        <w:t xml:space="preserve">Extended sequencing methods.</w:t>
+      </w:r>
+    </w:p>
+    <w:p>
+      <w:pPr>
+        <w:pStyle w:val="Compact"/>
+        <w:numPr>
+          <w:ilvl w:val="0"/>
+          <w:numId w:val="1004"/>
+        </w:numPr>
+      </w:pPr>
+      <w:r>
+        <w:rPr>
+          <w:b/>
+          <w:bCs/>
+        </w:rPr>
+        <w:t xml:space="preserve">Supp Text S2.</w:t>
+      </w:r>
+      <w:r>
+        <w:t xml:space="preserve"> </w:t>
+      </w:r>
+      <w:r>
+        <w:t xml:space="preserve">Nested-CV pipeline and 5-scenario ablation details.</w:t>
+      </w:r>
+    </w:p>
+    <w:p>
+      <w:pPr>
+        <w:pStyle w:val="Compact"/>
+        <w:numPr>
+          <w:ilvl w:val="0"/>
+          <w:numId w:val="1004"/>
+        </w:numPr>
+      </w:pPr>
+      <w:r>
+        <w:rPr>
+          <w:b/>
+          <w:bCs/>
+        </w:rPr>
+        <w:t xml:space="preserve">Supp Text S3.</w:t>
+      </w:r>
+      <w:r>
+        <w:t xml:space="preserve"> </w:t>
+      </w:r>
+      <w:r>
+        <w:t xml:space="preserve">Signature composition audit — CD8 proliferation cell-cycle contamination and response-label classifier bug; corrected pure CD8-cytotoxic panel.</w:t>
+      </w:r>
+    </w:p>
+    <w:p>
+      <w:pPr>
+        <w:pStyle w:val="Compact"/>
+        <w:numPr>
+          <w:ilvl w:val="0"/>
+          <w:numId w:val="1004"/>
+        </w:numPr>
+      </w:pPr>
+      <w:r>
+        <w:rPr>
+          <w:b/>
+          <w:bCs/>
+        </w:rPr>
+        <w:t xml:space="preserve">Supp Text S4.</w:t>
+      </w:r>
+      <w:r>
+        <w:t xml:space="preserve"> </w:t>
+      </w:r>
+      <w:r>
+        <w:t xml:space="preserve">Sensitivity analyses — tumor-purity-adjusted paired Δ; BH FDR across cascade claims; drop-cohort leave-one-out meta; full-9-cohort vs restricted-5-cohort side-by-side.</w:t>
+      </w:r>
+    </w:p>
+    <w:p>
+      <w:pPr>
+        <w:pStyle w:val="Compact"/>
+        <w:numPr>
+          <w:ilvl w:val="0"/>
+          <w:numId w:val="1004"/>
+        </w:numPr>
+      </w:pPr>
+      <w:r>
+        <w:rPr>
+          <w:b/>
+          <w:bCs/>
+        </w:rPr>
+        <w:t xml:space="preserve">Supp Text S5.</w:t>
+      </w:r>
+      <w:r>
+        <w:t xml:space="preserve"> </w:t>
+      </w:r>
+      <w:r>
+        <w:t xml:space="preserve">Magnitude versus directional-consistency test duality — worked example on IGHV3-7 / IGHV3-74 / IGHV6-1 showing that Wilcoxon / MW on Δ and binomial sign / Fisher on up-down counts test non-identical features of the paired data, and that for small-N paired designs both must be reported.</w:t>
+      </w:r>
+    </w:p>
+    <w:bookmarkEnd w:id="42"/>
+    <w:bookmarkStart w:id="43" w:name="Xa8f37d083634dca5fe4ed1fdcbfa6008954068f"/>
+    <w:p>
+      <w:pPr>
+        <w:pStyle w:val="Heading2"/>
+      </w:pPr>
+      <w:r>
+        <w:t xml:space="preserve">Tables — materialised in</w:t>
       </w:r>
       <w:r>
         <w:t xml:space="preserve"> </w:t>
@@ -3525,325 +4709,7 @@
         <w:rPr>
           <w:rStyle w:val="VerbatimChar"/>
         </w:rPr>
-        <w:t xml:space="preserve">genome_medicine_submission/supplementary_figures/</w:t>
-      </w:r>
-    </w:p>
-    <w:p>
-      <w:pPr>
-        <w:pStyle w:val="Compact"/>
-        <w:numPr>
-          <w:ilvl w:val="0"/>
-          <w:numId w:val="1004"/>
-        </w:numPr>
-      </w:pPr>
-      <w:r>
-        <w:rPr>
-          <w:b/>
-          <w:bCs/>
-        </w:rPr>
-        <w:t xml:space="preserve">Supp Fig S1.</w:t>
-      </w:r>
-      <w:r>
-        <w:t xml:space="preserve"> </w:t>
-      </w:r>
-      <w:r>
-        <w:t xml:space="preserve">Cohort QC.</w:t>
-      </w:r>
-    </w:p>
-    <w:p>
-      <w:pPr>
-        <w:pStyle w:val="Compact"/>
-        <w:numPr>
-          <w:ilvl w:val="0"/>
-          <w:numId w:val="1004"/>
-        </w:numPr>
-      </w:pPr>
-      <w:r>
-        <w:rPr>
-          <w:b/>
-          <w:bCs/>
-        </w:rPr>
-        <w:t xml:space="preserve">Supp Fig S2.</w:t>
-      </w:r>
-      <w:r>
-        <w:t xml:space="preserve"> </w:t>
-      </w:r>
-      <w:r>
-        <w:t xml:space="preserve">SBS signature panel.</w:t>
-      </w:r>
-    </w:p>
-    <w:p>
-      <w:pPr>
-        <w:pStyle w:val="Compact"/>
-        <w:numPr>
-          <w:ilvl w:val="0"/>
-          <w:numId w:val="1004"/>
-        </w:numPr>
-      </w:pPr>
-      <w:r>
-        <w:rPr>
-          <w:b/>
-          <w:bCs/>
-        </w:rPr>
-        <w:t xml:space="preserve">Supp Fig S3.</w:t>
-      </w:r>
-      <w:r>
-        <w:t xml:space="preserve"> </w:t>
-      </w:r>
-      <w:r>
-        <w:t xml:space="preserve">CNV + HRD detail per subject.</w:t>
-      </w:r>
-    </w:p>
-    <w:p>
-      <w:pPr>
-        <w:pStyle w:val="Compact"/>
-        <w:numPr>
-          <w:ilvl w:val="0"/>
-          <w:numId w:val="1004"/>
-        </w:numPr>
-      </w:pPr>
-      <w:r>
-        <w:rPr>
-          <w:b/>
-          <w:bCs/>
-        </w:rPr>
-        <w:t xml:space="preserve">Supp Fig S4.</w:t>
-      </w:r>
-      <w:r>
-        <w:t xml:space="preserve"> </w:t>
-      </w:r>
-      <w:r>
-        <w:t xml:space="preserve">Oncoprint + VAF detail.</w:t>
-      </w:r>
-    </w:p>
-    <w:p>
-      <w:pPr>
-        <w:pStyle w:val="Compact"/>
-        <w:numPr>
-          <w:ilvl w:val="0"/>
-          <w:numId w:val="1004"/>
-        </w:numPr>
-      </w:pPr>
-      <w:r>
-        <w:rPr>
-          <w:b/>
-          <w:bCs/>
-        </w:rPr>
-        <w:t xml:space="preserve">Supp Fig S5.</w:t>
-      </w:r>
-      <w:r>
-        <w:t xml:space="preserve"> </w:t>
-      </w:r>
-      <w:r>
-        <w:t xml:space="preserve">Full GSEA supplement (Hallmark + Reactome).</w:t>
-      </w:r>
-    </w:p>
-    <w:p>
-      <w:pPr>
-        <w:pStyle w:val="Compact"/>
-        <w:numPr>
-          <w:ilvl w:val="0"/>
-          <w:numId w:val="1004"/>
-        </w:numPr>
-      </w:pPr>
-      <w:r>
-        <w:rPr>
-          <w:b/>
-          <w:bCs/>
-        </w:rPr>
-        <w:t xml:space="preserve">Supp Fig S6.</w:t>
-      </w:r>
-      <w:r>
-        <w:t xml:space="preserve"> </w:t>
-      </w:r>
-      <w:r>
-        <w:t xml:space="preserve">ssGSEA + CMS classification detail.</w:t>
-      </w:r>
-    </w:p>
-    <w:p>
-      <w:pPr>
-        <w:pStyle w:val="Compact"/>
-        <w:numPr>
-          <w:ilvl w:val="0"/>
-          <w:numId w:val="1004"/>
-        </w:numPr>
-      </w:pPr>
-      <w:r>
-        <w:rPr>
-          <w:b/>
-          <w:bCs/>
-        </w:rPr>
-        <w:t xml:space="preserve">Supp Fig S7.</w:t>
-      </w:r>
-      <w:r>
-        <w:t xml:space="preserve"> </w:t>
-      </w:r>
-      <w:r>
-        <w:t xml:space="preserve">TRUST4 immune repertoire per sample (TCR/BCR diversity).</w:t>
-      </w:r>
-    </w:p>
-    <w:p>
-      <w:pPr>
-        <w:pStyle w:val="Compact"/>
-        <w:numPr>
-          <w:ilvl w:val="0"/>
-          <w:numId w:val="1004"/>
-        </w:numPr>
-      </w:pPr>
-      <w:r>
-        <w:rPr>
-          <w:b/>
-          <w:bCs/>
-        </w:rPr>
-        <w:t xml:space="preserve">Supp Fig S8.</w:t>
-      </w:r>
-      <w:r>
-        <w:t xml:space="preserve"> </w:t>
-      </w:r>
-      <w:r>
-        <w:t xml:space="preserve">ML model comparison (LASSO / ElasticNet / RandomForest, 5-scenario nested LOOCV).</w:t>
-      </w:r>
-    </w:p>
-    <w:p>
-      <w:pPr>
-        <w:pStyle w:val="Compact"/>
-        <w:numPr>
-          <w:ilvl w:val="0"/>
-          <w:numId w:val="1004"/>
-        </w:numPr>
-      </w:pPr>
-      <w:r>
-        <w:rPr>
-          <w:b/>
-          <w:bCs/>
-        </w:rPr>
-        <w:t xml:space="preserve">Supp Fig S9.</w:t>
-      </w:r>
-      <w:r>
-        <w:t xml:space="preserve"> </w:t>
-      </w:r>
-      <w:r>
-        <w:t xml:space="preserve">GEO cohorts overview + CONSORT-style 9 → 5 primary + 4 excluded exclusion diagram.</w:t>
-      </w:r>
-    </w:p>
-    <w:p>
-      <w:pPr>
-        <w:pStyle w:val="Compact"/>
-        <w:numPr>
-          <w:ilvl w:val="0"/>
-          <w:numId w:val="1004"/>
-        </w:numPr>
-      </w:pPr>
-      <w:r>
-        <w:rPr>
-          <w:b/>
-          <w:bCs/>
-        </w:rPr>
-        <w:t xml:space="preserve">Supp Fig S10.</w:t>
-      </w:r>
-      <w:r>
-        <w:t xml:space="preserve"> </w:t>
-      </w:r>
-      <w:r>
-        <w:t xml:space="preserve">HLA/neoantigen detail.</w:t>
-      </w:r>
-    </w:p>
-    <w:p>
-      <w:pPr>
-        <w:pStyle w:val="Compact"/>
-        <w:numPr>
-          <w:ilvl w:val="0"/>
-          <w:numId w:val="1004"/>
-        </w:numPr>
-      </w:pPr>
-      <w:r>
-        <w:rPr>
-          <w:b/>
-          <w:bCs/>
-        </w:rPr>
-        <w:t xml:space="preserve">Supp Fig S11.</w:t>
-      </w:r>
-      <w:r>
-        <w:t xml:space="preserve"> </w:t>
-      </w:r>
-      <w:r>
-        <w:t xml:space="preserve">PyClone-VI diagnostics.</w:t>
-      </w:r>
-    </w:p>
-    <w:p>
-      <w:pPr>
-        <w:pStyle w:val="Compact"/>
-        <w:numPr>
-          <w:ilvl w:val="0"/>
-          <w:numId w:val="1004"/>
-        </w:numPr>
-      </w:pPr>
-      <w:r>
-        <w:rPr>
-          <w:b/>
-          <w:bCs/>
-        </w:rPr>
-        <w:t xml:space="preserve">Supp Fig S12.</w:t>
-      </w:r>
-      <w:r>
-        <w:t xml:space="preserve"> </w:t>
-      </w:r>
-      <w:r>
-        <w:t xml:space="preserve">Sample-flow CONSORT diagram.</w:t>
-      </w:r>
-    </w:p>
-    <w:p>
-      <w:pPr>
-        <w:pStyle w:val="Compact"/>
-        <w:numPr>
-          <w:ilvl w:val="0"/>
-          <w:numId w:val="1004"/>
-        </w:numPr>
-      </w:pPr>
-      <w:r>
-        <w:rPr>
-          <w:b/>
-          <w:bCs/>
-        </w:rPr>
-        <w:t xml:space="preserve">Supp Fig S13.</w:t>
-      </w:r>
-      <w:r>
-        <w:t xml:space="preserve"> </w:t>
-      </w:r>
-      <w:r>
-        <w:t xml:space="preserve">HLA-LOH strict vs lite, subj 3 and 4 pre→post resolution.</w:t>
-      </w:r>
-    </w:p>
-    <w:p>
-      <w:pPr>
-        <w:pStyle w:val="Compact"/>
-        <w:numPr>
-          <w:ilvl w:val="0"/>
-          <w:numId w:val="1004"/>
-        </w:numPr>
-      </w:pPr>
-      <w:r>
-        <w:rPr>
-          <w:b/>
-          <w:bCs/>
-        </w:rPr>
-        <w:t xml:space="preserve">Supp Fig S14.</w:t>
-      </w:r>
-      <w:r>
-        <w:t xml:space="preserve"> </w:t>
-      </w:r>
-      <w:r>
-        <w:t xml:space="preserve">Per-patient clinical waterfall.</w:t>
-      </w:r>
-    </w:p>
-    <w:bookmarkEnd w:id="42"/>
-    <w:bookmarkStart w:id="43" w:name="supplementary-text"/>
-    <w:p>
-      <w:pPr>
-        <w:pStyle w:val="Heading2"/>
-      </w:pPr>
-      <w:r>
-        <w:t xml:space="preserve">Supplementary text</w:t>
+        <w:t xml:space="preserve">genome_medicine_submission/tables/</w:t>
       </w:r>
     </w:p>
     <w:p>
@@ -3859,13 +4725,13 @@
           <w:b/>
           <w:bCs/>
         </w:rPr>
-        <w:t xml:space="preserve">Supp Text S1.</w:t>
-      </w:r>
-      <w:r>
-        <w:t xml:space="preserve"> </w:t>
-      </w:r>
-      <w:r>
-        <w:t xml:space="preserve">Extended sequencing methods.</w:t>
+        <w:t xml:space="preserve">Table 1.</w:t>
+      </w:r>
+      <w:r>
+        <w:t xml:space="preserve"> </w:t>
+      </w:r>
+      <w:r>
+        <w:t xml:space="preserve">Clinical characteristics by response.</w:t>
       </w:r>
     </w:p>
     <w:p>
@@ -3881,13 +4747,13 @@
           <w:b/>
           <w:bCs/>
         </w:rPr>
-        <w:t xml:space="preserve">Supp Text S2.</w:t>
-      </w:r>
-      <w:r>
-        <w:t xml:space="preserve"> </w:t>
-      </w:r>
-      <w:r>
-        <w:t xml:space="preserve">Nested-CV pipeline and 5-scenario ablation details.</w:t>
+        <w:t xml:space="preserve">Table 2.</w:t>
+      </w:r>
+      <w:r>
+        <w:t xml:space="preserve"> </w:t>
+      </w:r>
+      <w:r>
+        <w:t xml:space="preserve">Top 20 integrated-feature associations.</w:t>
       </w:r>
     </w:p>
     <w:p>
@@ -3903,13 +4769,13 @@
           <w:b/>
           <w:bCs/>
         </w:rPr>
-        <w:t xml:space="preserve">Supp Text S3.</w:t>
-      </w:r>
-      <w:r>
-        <w:t xml:space="preserve"> </w:t>
-      </w:r>
-      <w:r>
-        <w:t xml:space="preserve">Signature composition audit — CD8 proliferation cell-cycle contamination and response-label classifier bug; corrected pure CD8-cytotoxic panel.</w:t>
+        <w:t xml:space="preserve">Table 3.</w:t>
+      </w:r>
+      <w:r>
+        <w:t xml:space="preserve"> </w:t>
+      </w:r>
+      <w:r>
+        <w:t xml:space="preserve">External-validation meta summary (Thread 1 + Thread 2 in restricted 5-cohort + Akiyoshi augmented CD8 row).</w:t>
       </w:r>
     </w:p>
     <w:p>
@@ -3925,13 +4791,13 @@
           <w:b/>
           <w:bCs/>
         </w:rPr>
-        <w:t xml:space="preserve">Supp Text S4.</w:t>
-      </w:r>
-      <w:r>
-        <w:t xml:space="preserve"> </w:t>
-      </w:r>
-      <w:r>
-        <w:t xml:space="preserve">Sensitivity analyses — tumor-purity-adjusted paired Δ; BH FDR across cascade claims; drop-cohort leave-one-out meta; full-9-cohort vs restricted-5-cohort side-by-side.</w:t>
+        <w:t xml:space="preserve">Table S1.</w:t>
+      </w:r>
+      <w:r>
+        <w:t xml:space="preserve"> </w:t>
+      </w:r>
+      <w:r>
+        <w:t xml:space="preserve">36-feature per-subject master table (CD8 proliferation removed).</w:t>
       </w:r>
     </w:p>
     <w:p>
@@ -3947,135 +4813,6 @@
           <w:b/>
           <w:bCs/>
         </w:rPr>
-        <w:t xml:space="preserve">Supp Text S5.</w:t>
-      </w:r>
-      <w:r>
-        <w:t xml:space="preserve"> </w:t>
-      </w:r>
-      <w:r>
-        <w:t xml:space="preserve">Magnitude versus directional-consistency test duality — worked example on IGHV3-7 / IGHV3-74 / IGHV6-1 showing that Wilcoxon / MW on Δ and binomial sign / Fisher on up-down counts test non-identical features of the paired data, and that for small-N paired designs both must be reported.</w:t>
-      </w:r>
-    </w:p>
-    <w:bookmarkEnd w:id="43"/>
-    <w:bookmarkStart w:id="44" w:name="Xa8f37d083634dca5fe4ed1fdcbfa6008954068f"/>
-    <w:p>
-      <w:pPr>
-        <w:pStyle w:val="Heading2"/>
-      </w:pPr>
-      <w:r>
-        <w:t xml:space="preserve">Tables — materialised in</w:t>
-      </w:r>
-      <w:r>
-        <w:t xml:space="preserve"> </w:t>
-      </w:r>
-      <w:r>
-        <w:rPr>
-          <w:rStyle w:val="VerbatimChar"/>
-        </w:rPr>
-        <w:t xml:space="preserve">genome_medicine_submission/tables/</w:t>
-      </w:r>
-    </w:p>
-    <w:p>
-      <w:pPr>
-        <w:pStyle w:val="Compact"/>
-        <w:numPr>
-          <w:ilvl w:val="0"/>
-          <w:numId w:val="1006"/>
-        </w:numPr>
-      </w:pPr>
-      <w:r>
-        <w:rPr>
-          <w:b/>
-          <w:bCs/>
-        </w:rPr>
-        <w:t xml:space="preserve">Table 1.</w:t>
-      </w:r>
-      <w:r>
-        <w:t xml:space="preserve"> </w:t>
-      </w:r>
-      <w:r>
-        <w:t xml:space="preserve">Clinical characteristics by response.</w:t>
-      </w:r>
-    </w:p>
-    <w:p>
-      <w:pPr>
-        <w:pStyle w:val="Compact"/>
-        <w:numPr>
-          <w:ilvl w:val="0"/>
-          <w:numId w:val="1006"/>
-        </w:numPr>
-      </w:pPr>
-      <w:r>
-        <w:rPr>
-          <w:b/>
-          <w:bCs/>
-        </w:rPr>
-        <w:t xml:space="preserve">Table 2.</w:t>
-      </w:r>
-      <w:r>
-        <w:t xml:space="preserve"> </w:t>
-      </w:r>
-      <w:r>
-        <w:t xml:space="preserve">Top 20 integrated-feature associations.</w:t>
-      </w:r>
-    </w:p>
-    <w:p>
-      <w:pPr>
-        <w:pStyle w:val="Compact"/>
-        <w:numPr>
-          <w:ilvl w:val="0"/>
-          <w:numId w:val="1006"/>
-        </w:numPr>
-      </w:pPr>
-      <w:r>
-        <w:rPr>
-          <w:b/>
-          <w:bCs/>
-        </w:rPr>
-        <w:t xml:space="preserve">Table 3.</w:t>
-      </w:r>
-      <w:r>
-        <w:t xml:space="preserve"> </w:t>
-      </w:r>
-      <w:r>
-        <w:t xml:space="preserve">External-validation meta summary (Thread 1 + Thread 2 in restricted 5-cohort + Akiyoshi augmented CD8 row).</w:t>
-      </w:r>
-    </w:p>
-    <w:p>
-      <w:pPr>
-        <w:pStyle w:val="Compact"/>
-        <w:numPr>
-          <w:ilvl w:val="0"/>
-          <w:numId w:val="1006"/>
-        </w:numPr>
-      </w:pPr>
-      <w:r>
-        <w:rPr>
-          <w:b/>
-          <w:bCs/>
-        </w:rPr>
-        <w:t xml:space="preserve">Table S1.</w:t>
-      </w:r>
-      <w:r>
-        <w:t xml:space="preserve"> </w:t>
-      </w:r>
-      <w:r>
-        <w:t xml:space="preserve">36-feature per-subject master table (CD8 proliferation removed).</w:t>
-      </w:r>
-    </w:p>
-    <w:p>
-      <w:pPr>
-        <w:pStyle w:val="Compact"/>
-        <w:numPr>
-          <w:ilvl w:val="0"/>
-          <w:numId w:val="1006"/>
-        </w:numPr>
-      </w:pPr>
-      <w:r>
-        <w:rPr>
-          <w:b/>
-          <w:bCs/>
-        </w:rPr>
         <w:t xml:space="preserve">Table S2.</w:t>
       </w:r>
       <w:r>
@@ -4090,7 +4827,7 @@
         <w:pStyle w:val="Compact"/>
         <w:numPr>
           <w:ilvl w:val="0"/>
-          <w:numId w:val="1006"/>
+          <w:numId w:val="1005"/>
         </w:numPr>
       </w:pPr>
       <w:r>
@@ -4112,7 +4849,7 @@
         <w:pStyle w:val="Compact"/>
         <w:numPr>
           <w:ilvl w:val="0"/>
-          <w:numId w:val="1006"/>
+          <w:numId w:val="1005"/>
         </w:numPr>
       </w:pPr>
       <w:r>
@@ -4134,7 +4871,7 @@
         <w:pStyle w:val="Compact"/>
         <w:numPr>
           <w:ilvl w:val="0"/>
-          <w:numId w:val="1006"/>
+          <w:numId w:val="1005"/>
         </w:numPr>
       </w:pPr>
       <w:r>
@@ -4156,7 +4893,7 @@
         <w:pStyle w:val="Compact"/>
         <w:numPr>
           <w:ilvl w:val="0"/>
-          <w:numId w:val="1006"/>
+          <w:numId w:val="1005"/>
         </w:numPr>
       </w:pPr>
       <w:r>
@@ -4178,7 +4915,7 @@
         <w:pStyle w:val="Compact"/>
         <w:numPr>
           <w:ilvl w:val="0"/>
-          <w:numId w:val="1006"/>
+          <w:numId w:val="1005"/>
         </w:numPr>
       </w:pPr>
       <w:r>
@@ -4200,7 +4937,7 @@
         <w:pStyle w:val="Compact"/>
         <w:numPr>
           <w:ilvl w:val="0"/>
-          <w:numId w:val="1006"/>
+          <w:numId w:val="1005"/>
         </w:numPr>
       </w:pPr>
       <w:r>
@@ -4222,7 +4959,7 @@
         <w:pStyle w:val="Compact"/>
         <w:numPr>
           <w:ilvl w:val="0"/>
-          <w:numId w:val="1006"/>
+          <w:numId w:val="1005"/>
         </w:numPr>
       </w:pPr>
       <w:r>
@@ -4244,7 +4981,7 @@
         <w:pStyle w:val="Compact"/>
         <w:numPr>
           <w:ilvl w:val="0"/>
-          <w:numId w:val="1006"/>
+          <w:numId w:val="1005"/>
         </w:numPr>
       </w:pPr>
       <w:r>
@@ -4266,7 +5003,7 @@
         <w:pStyle w:val="Compact"/>
         <w:numPr>
           <w:ilvl w:val="0"/>
-          <w:numId w:val="1006"/>
+          <w:numId w:val="1005"/>
         </w:numPr>
       </w:pPr>
       <w:r>
@@ -4288,7 +5025,7 @@
         <w:pStyle w:val="Compact"/>
         <w:numPr>
           <w:ilvl w:val="0"/>
-          <w:numId w:val="1006"/>
+          <w:numId w:val="1005"/>
         </w:numPr>
       </w:pPr>
       <w:r>
@@ -4310,7 +5047,7 @@
         <w:pStyle w:val="Compact"/>
         <w:numPr>
           <w:ilvl w:val="0"/>
-          <w:numId w:val="1006"/>
+          <w:numId w:val="1005"/>
         </w:numPr>
       </w:pPr>
       <w:r>
@@ -4334,23 +5071,41 @@
         </w:pict>
       </w:r>
     </w:p>
+    <w:bookmarkEnd w:id="43"/>
+    <w:bookmarkStart w:id="51" w:name="declarations"/>
+    <w:p>
+      <w:pPr>
+        <w:pStyle w:val="Heading2"/>
+      </w:pPr>
+      <w:r>
+        <w:t xml:space="preserve">Declarations</w:t>
+      </w:r>
+    </w:p>
+    <w:bookmarkStart w:id="44" w:name="Xd182db0490b2de20bd2b4e4cc8698599182035f"/>
+    <w:p>
+      <w:pPr>
+        <w:pStyle w:val="Heading3"/>
+      </w:pPr>
+      <w:r>
+        <w:t xml:space="preserve">Ethics approval and consent to participate</w:t>
+      </w:r>
+    </w:p>
+    <w:p>
+      <w:pPr>
+        <w:pStyle w:val="FirstParagraph"/>
+      </w:pPr>
+      <w:r>
+        <w:t xml:space="preserve">The study was approved by the Institutional Review Board of Seoul National University Hospital (IRB approval number: [to be inserted]). All participants provided written informed consent for collection and molecular profiling of biopsy and blood samples and for publication of de-identified results.</w:t>
+      </w:r>
+    </w:p>
     <w:bookmarkEnd w:id="44"/>
-    <w:bookmarkStart w:id="52" w:name="declarations"/>
-    <w:p>
-      <w:pPr>
-        <w:pStyle w:val="Heading2"/>
-      </w:pPr>
-      <w:r>
-        <w:t xml:space="preserve">Declarations</w:t>
-      </w:r>
-    </w:p>
-    <w:bookmarkStart w:id="45" w:name="Xd182db0490b2de20bd2b4e4cc8698599182035f"/>
+    <w:bookmarkStart w:id="45" w:name="consent-for-publication"/>
     <w:p>
       <w:pPr>
         <w:pStyle w:val="Heading3"/>
       </w:pPr>
       <w:r>
-        <w:t xml:space="preserve">Ethics approval and consent to participate</w:t>
+        <w:t xml:space="preserve">Consent for publication</w:t>
       </w:r>
     </w:p>
     <w:p>
@@ -4358,29 +5113,11 @@
         <w:pStyle w:val="FirstParagraph"/>
       </w:pPr>
       <w:r>
-        <w:t xml:space="preserve">The study was approved by the Institutional Review Board of Seoul National University Hospital (IRB approval number: [to be inserted]). All participants provided written informed consent for collection and molecular profiling of biopsy and blood samples and for publication of de-identified results.</w:t>
+        <w:t xml:space="preserve">Not applicable (no individually identifiable participant data are presented).</w:t>
       </w:r>
     </w:p>
     <w:bookmarkEnd w:id="45"/>
-    <w:bookmarkStart w:id="46" w:name="consent-for-publication"/>
-    <w:p>
-      <w:pPr>
-        <w:pStyle w:val="Heading3"/>
-      </w:pPr>
-      <w:r>
-        <w:t xml:space="preserve">Consent for publication</w:t>
-      </w:r>
-    </w:p>
-    <w:p>
-      <w:pPr>
-        <w:pStyle w:val="FirstParagraph"/>
-      </w:pPr>
-      <w:r>
-        <w:t xml:space="preserve">Not applicable (no individually identifiable participant data are presented).</w:t>
-      </w:r>
-    </w:p>
-    <w:bookmarkEnd w:id="46"/>
-    <w:bookmarkStart w:id="47" w:name="availability-of-data-and-materials"/>
+    <w:bookmarkStart w:id="46" w:name="availability-of-data-and-materials"/>
     <w:p>
       <w:pPr>
         <w:pStyle w:val="Heading3"/>
@@ -4411,14 +5148,32 @@
         <w:t xml:space="preserve">. Raw sequencing data (Macrogen project IDs HN00249207 for WES and HN00249209 for RNA-seq, all 35 patients) will be deposited in NCBI SRA under controlled access on acceptance. External validation cohorts are publicly available from NCBI GEO under accessions GSE150082, GSE35452, GSE119409, GSE45404, GSE94104, GSE56699, GSE46862, GSE133057, GSE87211, GSE216616 (Akiyoshi et al, 2023), GSE145037, and GSE233517.</w:t>
       </w:r>
     </w:p>
+    <w:bookmarkEnd w:id="46"/>
+    <w:bookmarkStart w:id="47" w:name="competing-interests"/>
+    <w:p>
+      <w:pPr>
+        <w:pStyle w:val="Heading3"/>
+      </w:pPr>
+      <w:r>
+        <w:t xml:space="preserve">Competing interests</w:t>
+      </w:r>
+    </w:p>
+    <w:p>
+      <w:pPr>
+        <w:pStyle w:val="FirstParagraph"/>
+      </w:pPr>
+      <w:r>
+        <w:t xml:space="preserve">The authors declare no competing interests.</w:t>
+      </w:r>
+    </w:p>
     <w:bookmarkEnd w:id="47"/>
-    <w:bookmarkStart w:id="48" w:name="competing-interests"/>
+    <w:bookmarkStart w:id="48" w:name="funding"/>
     <w:p>
       <w:pPr>
         <w:pStyle w:val="Heading3"/>
       </w:pPr>
       <w:r>
-        <w:t xml:space="preserve">Competing interests</w:t>
+        <w:t xml:space="preserve">Funding</w:t>
       </w:r>
     </w:p>
     <w:p>
@@ -4426,17 +5181,17 @@
         <w:pStyle w:val="FirstParagraph"/>
       </w:pPr>
       <w:r>
-        <w:t xml:space="preserve">The authors declare no competing interests.</w:t>
+        <w:t xml:space="preserve">[Funding sources to be inserted.]</w:t>
       </w:r>
     </w:p>
     <w:bookmarkEnd w:id="48"/>
-    <w:bookmarkStart w:id="49" w:name="funding"/>
+    <w:bookmarkStart w:id="49" w:name="authors-contributions"/>
     <w:p>
       <w:pPr>
         <w:pStyle w:val="Heading3"/>
       </w:pPr>
       <w:r>
-        <w:t xml:space="preserve">Funding</w:t>
+        <w:t xml:space="preserve">Authors’ contributions</w:t>
       </w:r>
     </w:p>
     <w:p>
@@ -4444,29 +5199,11 @@
         <w:pStyle w:val="FirstParagraph"/>
       </w:pPr>
       <w:r>
-        <w:t xml:space="preserve">[Funding sources to be inserted.]</w:t>
+        <w:t xml:space="preserve">[Senior Author] conceived and supervised the study. [Author 1] performed bioinformatics analyses (WES somatic calling, signature attribution, integration, machine learning, external meta-analysis, paired pharmacodynamics, IGHV directional-consistency analysis, regimen-agnostic interpretation). [Author 2] performed RNA-seq pipelines, GSEA and immune deconvolution. [Clinical co-authors] curated clinical metadata, performed biopsy collection, and provided TRG scoring. All authors interpreted the data, drafted and approved the final manuscript.</w:t>
       </w:r>
     </w:p>
     <w:bookmarkEnd w:id="49"/>
-    <w:bookmarkStart w:id="50" w:name="authors-contributions"/>
-    <w:p>
-      <w:pPr>
-        <w:pStyle w:val="Heading3"/>
-      </w:pPr>
-      <w:r>
-        <w:t xml:space="preserve">Authors’ contributions</w:t>
-      </w:r>
-    </w:p>
-    <w:p>
-      <w:pPr>
-        <w:pStyle w:val="FirstParagraph"/>
-      </w:pPr>
-      <w:r>
-        <w:t xml:space="preserve">[Senior Author] conceived and supervised the study. [Author 1] performed bioinformatics analyses (WES somatic calling, signature attribution, integration, machine learning, external meta-analysis, paired pharmacodynamics, IGHV directional-consistency analysis, regimen-agnostic interpretation). [Author 2] performed RNA-seq pipelines, GSEA and immune deconvolution. [Clinical co-authors] curated clinical metadata, performed biopsy collection, and provided TRG scoring. All authors interpreted the data, drafted and approved the final manuscript.</w:t>
-      </w:r>
-    </w:p>
-    <w:bookmarkEnd w:id="50"/>
-    <w:bookmarkStart w:id="51" w:name="acknowledgements"/>
+    <w:bookmarkStart w:id="50" w:name="acknowledgements"/>
     <w:p>
       <w:pPr>
         <w:pStyle w:val="Heading3"/>
@@ -4490,9 +5227,9 @@
         </w:pict>
       </w:r>
     </w:p>
+    <w:bookmarkEnd w:id="50"/>
     <w:bookmarkEnd w:id="51"/>
-    <w:bookmarkEnd w:id="52"/>
-    <w:bookmarkStart w:id="53" w:name="references"/>
+    <w:bookmarkStart w:id="52" w:name="references"/>
     <w:p>
       <w:pPr>
         <w:pStyle w:val="Heading2"/>
@@ -4506,7 +5243,7 @@
         <w:pStyle w:val="Compact"/>
         <w:numPr>
           <w:ilvl w:val="0"/>
-          <w:numId w:val="1007"/>
+          <w:numId w:val="1006"/>
         </w:numPr>
       </w:pPr>
       <w:r>
@@ -4518,7 +5255,7 @@
         <w:pStyle w:val="Compact"/>
         <w:numPr>
           <w:ilvl w:val="0"/>
-          <w:numId w:val="1007"/>
+          <w:numId w:val="1006"/>
         </w:numPr>
       </w:pPr>
       <w:r>
@@ -4530,7 +5267,7 @@
         <w:pStyle w:val="Compact"/>
         <w:numPr>
           <w:ilvl w:val="0"/>
-          <w:numId w:val="1007"/>
+          <w:numId w:val="1006"/>
         </w:numPr>
       </w:pPr>
       <w:r>
@@ -4542,7 +5279,7 @@
         <w:pStyle w:val="Compact"/>
         <w:numPr>
           <w:ilvl w:val="0"/>
-          <w:numId w:val="1007"/>
+          <w:numId w:val="1006"/>
         </w:numPr>
       </w:pPr>
       <w:r>
@@ -4554,7 +5291,7 @@
         <w:pStyle w:val="Compact"/>
         <w:numPr>
           <w:ilvl w:val="0"/>
-          <w:numId w:val="1007"/>
+          <w:numId w:val="1006"/>
         </w:numPr>
       </w:pPr>
       <w:r>
@@ -4566,7 +5303,7 @@
         <w:pStyle w:val="Compact"/>
         <w:numPr>
           <w:ilvl w:val="0"/>
-          <w:numId w:val="1007"/>
+          <w:numId w:val="1006"/>
         </w:numPr>
       </w:pPr>
       <w:r>
@@ -4578,7 +5315,7 @@
         <w:pStyle w:val="Compact"/>
         <w:numPr>
           <w:ilvl w:val="0"/>
-          <w:numId w:val="1007"/>
+          <w:numId w:val="1006"/>
         </w:numPr>
       </w:pPr>
       <w:r>
@@ -4590,7 +5327,7 @@
         <w:pStyle w:val="Compact"/>
         <w:numPr>
           <w:ilvl w:val="0"/>
-          <w:numId w:val="1007"/>
+          <w:numId w:val="1006"/>
         </w:numPr>
       </w:pPr>
       <w:r>
@@ -4602,7 +5339,7 @@
         <w:pStyle w:val="Compact"/>
         <w:numPr>
           <w:ilvl w:val="0"/>
-          <w:numId w:val="1007"/>
+          <w:numId w:val="1006"/>
         </w:numPr>
       </w:pPr>
       <w:r>
@@ -4614,7 +5351,7 @@
         <w:pStyle w:val="Compact"/>
         <w:numPr>
           <w:ilvl w:val="0"/>
-          <w:numId w:val="1007"/>
+          <w:numId w:val="1006"/>
         </w:numPr>
       </w:pPr>
       <w:r>
@@ -4626,7 +5363,7 @@
         <w:pStyle w:val="Compact"/>
         <w:numPr>
           <w:ilvl w:val="0"/>
-          <w:numId w:val="1007"/>
+          <w:numId w:val="1006"/>
         </w:numPr>
       </w:pPr>
       <w:r>
@@ -4638,7 +5375,7 @@
         <w:pStyle w:val="Compact"/>
         <w:numPr>
           <w:ilvl w:val="0"/>
-          <w:numId w:val="1007"/>
+          <w:numId w:val="1006"/>
         </w:numPr>
       </w:pPr>
       <w:r>
@@ -4650,7 +5387,7 @@
         <w:pStyle w:val="Compact"/>
         <w:numPr>
           <w:ilvl w:val="0"/>
-          <w:numId w:val="1007"/>
+          <w:numId w:val="1006"/>
         </w:numPr>
       </w:pPr>
       <w:r>
@@ -4662,7 +5399,7 @@
         <w:pStyle w:val="Compact"/>
         <w:numPr>
           <w:ilvl w:val="0"/>
-          <w:numId w:val="1007"/>
+          <w:numId w:val="1006"/>
         </w:numPr>
       </w:pPr>
       <w:r>
@@ -4674,7 +5411,7 @@
         <w:pStyle w:val="Compact"/>
         <w:numPr>
           <w:ilvl w:val="0"/>
-          <w:numId w:val="1007"/>
+          <w:numId w:val="1006"/>
         </w:numPr>
       </w:pPr>
       <w:r>
@@ -4686,7 +5423,7 @@
         <w:pStyle w:val="Compact"/>
         <w:numPr>
           <w:ilvl w:val="0"/>
-          <w:numId w:val="1007"/>
+          <w:numId w:val="1006"/>
         </w:numPr>
       </w:pPr>
       <w:r>
@@ -4698,7 +5435,7 @@
         <w:pStyle w:val="Compact"/>
         <w:numPr>
           <w:ilvl w:val="0"/>
-          <w:numId w:val="1007"/>
+          <w:numId w:val="1006"/>
         </w:numPr>
       </w:pPr>
       <w:r>
@@ -4710,7 +5447,7 @@
         <w:pStyle w:val="Compact"/>
         <w:numPr>
           <w:ilvl w:val="0"/>
-          <w:numId w:val="1007"/>
+          <w:numId w:val="1006"/>
         </w:numPr>
       </w:pPr>
       <w:r>
@@ -4722,7 +5459,7 @@
         <w:pStyle w:val="Compact"/>
         <w:numPr>
           <w:ilvl w:val="0"/>
-          <w:numId w:val="1007"/>
+          <w:numId w:val="1006"/>
         </w:numPr>
       </w:pPr>
       <w:r>
@@ -4734,7 +5471,7 @@
         <w:pStyle w:val="Compact"/>
         <w:numPr>
           <w:ilvl w:val="0"/>
-          <w:numId w:val="1007"/>
+          <w:numId w:val="1006"/>
         </w:numPr>
       </w:pPr>
       <w:r>
@@ -4746,7 +5483,7 @@
         <w:pStyle w:val="Compact"/>
         <w:numPr>
           <w:ilvl w:val="0"/>
-          <w:numId w:val="1007"/>
+          <w:numId w:val="1006"/>
         </w:numPr>
       </w:pPr>
       <w:r>
@@ -4758,7 +5495,7 @@
         <w:pStyle w:val="Compact"/>
         <w:numPr>
           <w:ilvl w:val="0"/>
-          <w:numId w:val="1007"/>
+          <w:numId w:val="1006"/>
         </w:numPr>
       </w:pPr>
       <w:r>
@@ -4770,7 +5507,7 @@
         <w:pStyle w:val="Compact"/>
         <w:numPr>
           <w:ilvl w:val="0"/>
-          <w:numId w:val="1007"/>
+          <w:numId w:val="1006"/>
         </w:numPr>
       </w:pPr>
       <w:r>
@@ -4782,7 +5519,7 @@
         <w:pStyle w:val="Compact"/>
         <w:numPr>
           <w:ilvl w:val="0"/>
-          <w:numId w:val="1007"/>
+          <w:numId w:val="1006"/>
         </w:numPr>
       </w:pPr>
       <w:r>
@@ -4794,7 +5531,7 @@
         <w:pStyle w:val="Compact"/>
         <w:numPr>
           <w:ilvl w:val="0"/>
-          <w:numId w:val="1007"/>
+          <w:numId w:val="1006"/>
         </w:numPr>
       </w:pPr>
       <w:r>
@@ -4806,7 +5543,7 @@
         <w:pStyle w:val="Compact"/>
         <w:numPr>
           <w:ilvl w:val="0"/>
-          <w:numId w:val="1007"/>
+          <w:numId w:val="1006"/>
         </w:numPr>
       </w:pPr>
       <w:r>
@@ -4818,7 +5555,7 @@
         <w:pStyle w:val="Compact"/>
         <w:numPr>
           <w:ilvl w:val="0"/>
-          <w:numId w:val="1007"/>
+          <w:numId w:val="1006"/>
         </w:numPr>
       </w:pPr>
       <w:r>
@@ -4830,7 +5567,7 @@
         <w:pStyle w:val="Compact"/>
         <w:numPr>
           <w:ilvl w:val="0"/>
-          <w:numId w:val="1007"/>
+          <w:numId w:val="1006"/>
         </w:numPr>
       </w:pPr>
       <w:r>
@@ -4842,7 +5579,7 @@
         <w:pStyle w:val="Compact"/>
         <w:numPr>
           <w:ilvl w:val="0"/>
-          <w:numId w:val="1007"/>
+          <w:numId w:val="1006"/>
         </w:numPr>
       </w:pPr>
       <w:r>
@@ -4854,7 +5591,7 @@
         <w:pStyle w:val="Compact"/>
         <w:numPr>
           <w:ilvl w:val="0"/>
-          <w:numId w:val="1007"/>
+          <w:numId w:val="1006"/>
         </w:numPr>
       </w:pPr>
       <w:r>
@@ -4866,7 +5603,7 @@
         <w:pStyle w:val="Compact"/>
         <w:numPr>
           <w:ilvl w:val="0"/>
-          <w:numId w:val="1007"/>
+          <w:numId w:val="1006"/>
         </w:numPr>
       </w:pPr>
       <w:r>
@@ -4878,7 +5615,7 @@
         <w:pStyle w:val="Compact"/>
         <w:numPr>
           <w:ilvl w:val="0"/>
-          <w:numId w:val="1007"/>
+          <w:numId w:val="1006"/>
         </w:numPr>
       </w:pPr>
       <w:r>
@@ -4890,7 +5627,7 @@
         <w:pStyle w:val="Compact"/>
         <w:numPr>
           <w:ilvl w:val="0"/>
-          <w:numId w:val="1007"/>
+          <w:numId w:val="1006"/>
         </w:numPr>
       </w:pPr>
       <w:r>
@@ -4902,7 +5639,7 @@
         <w:pStyle w:val="Compact"/>
         <w:numPr>
           <w:ilvl w:val="0"/>
-          <w:numId w:val="1007"/>
+          <w:numId w:val="1006"/>
         </w:numPr>
       </w:pPr>
       <w:r>
@@ -4914,7 +5651,7 @@
         <w:pStyle w:val="Compact"/>
         <w:numPr>
           <w:ilvl w:val="0"/>
-          <w:numId w:val="1007"/>
+          <w:numId w:val="1006"/>
         </w:numPr>
       </w:pPr>
       <w:r>
@@ -4926,7 +5663,7 @@
         <w:pStyle w:val="Compact"/>
         <w:numPr>
           <w:ilvl w:val="0"/>
-          <w:numId w:val="1007"/>
+          <w:numId w:val="1006"/>
         </w:numPr>
       </w:pPr>
       <w:r>
@@ -4938,7 +5675,7 @@
         <w:pStyle w:val="Compact"/>
         <w:numPr>
           <w:ilvl w:val="0"/>
-          <w:numId w:val="1007"/>
+          <w:numId w:val="1006"/>
         </w:numPr>
       </w:pPr>
       <w:r>
@@ -4950,7 +5687,7 @@
         <w:pStyle w:val="Compact"/>
         <w:numPr>
           <w:ilvl w:val="0"/>
-          <w:numId w:val="1007"/>
+          <w:numId w:val="1006"/>
         </w:numPr>
       </w:pPr>
       <w:r>
@@ -4962,7 +5699,7 @@
         <w:pStyle w:val="Compact"/>
         <w:numPr>
           <w:ilvl w:val="0"/>
-          <w:numId w:val="1007"/>
+          <w:numId w:val="1006"/>
         </w:numPr>
       </w:pPr>
       <w:r>
@@ -4974,7 +5711,7 @@
         <w:pStyle w:val="Compact"/>
         <w:numPr>
           <w:ilvl w:val="0"/>
-          <w:numId w:val="1007"/>
+          <w:numId w:val="1006"/>
         </w:numPr>
       </w:pPr>
       <w:r>
@@ -4986,7 +5723,7 @@
         <w:pStyle w:val="Compact"/>
         <w:numPr>
           <w:ilvl w:val="0"/>
-          <w:numId w:val="1007"/>
+          <w:numId w:val="1006"/>
         </w:numPr>
       </w:pPr>
       <w:r>
@@ -4998,7 +5735,7 @@
         <w:pStyle w:val="Compact"/>
         <w:numPr>
           <w:ilvl w:val="0"/>
-          <w:numId w:val="1007"/>
+          <w:numId w:val="1006"/>
         </w:numPr>
       </w:pPr>
       <w:r>
@@ -5010,7 +5747,7 @@
         <w:pStyle w:val="Compact"/>
         <w:numPr>
           <w:ilvl w:val="0"/>
-          <w:numId w:val="1007"/>
+          <w:numId w:val="1006"/>
         </w:numPr>
       </w:pPr>
       <w:r>
@@ -5022,7 +5759,7 @@
         <w:pStyle w:val="Compact"/>
         <w:numPr>
           <w:ilvl w:val="0"/>
-          <w:numId w:val="1007"/>
+          <w:numId w:val="1006"/>
         </w:numPr>
       </w:pPr>
       <w:r>
@@ -5034,7 +5771,7 @@
         <w:pStyle w:val="Compact"/>
         <w:numPr>
           <w:ilvl w:val="0"/>
-          <w:numId w:val="1007"/>
+          <w:numId w:val="1006"/>
         </w:numPr>
       </w:pPr>
       <w:r>
@@ -5046,7 +5783,7 @@
         <w:pStyle w:val="Compact"/>
         <w:numPr>
           <w:ilvl w:val="0"/>
-          <w:numId w:val="1007"/>
+          <w:numId w:val="1006"/>
         </w:numPr>
       </w:pPr>
       <w:r>
@@ -5058,7 +5795,7 @@
         <w:pStyle w:val="Compact"/>
         <w:numPr>
           <w:ilvl w:val="0"/>
-          <w:numId w:val="1007"/>
+          <w:numId w:val="1006"/>
         </w:numPr>
       </w:pPr>
       <w:r>
@@ -5070,7 +5807,7 @@
         <w:pStyle w:val="Compact"/>
         <w:numPr>
           <w:ilvl w:val="0"/>
-          <w:numId w:val="1007"/>
+          <w:numId w:val="1006"/>
         </w:numPr>
       </w:pPr>
       <w:r>
@@ -5082,7 +5819,7 @@
         <w:pStyle w:val="Compact"/>
         <w:numPr>
           <w:ilvl w:val="0"/>
-          <w:numId w:val="1007"/>
+          <w:numId w:val="1006"/>
         </w:numPr>
       </w:pPr>
       <w:r>
@@ -5094,7 +5831,7 @@
         <w:pStyle w:val="Compact"/>
         <w:numPr>
           <w:ilvl w:val="0"/>
-          <w:numId w:val="1007"/>
+          <w:numId w:val="1006"/>
         </w:numPr>
       </w:pPr>
       <w:r>
@@ -5106,7 +5843,7 @@
         <w:pStyle w:val="Compact"/>
         <w:numPr>
           <w:ilvl w:val="0"/>
-          <w:numId w:val="1007"/>
+          <w:numId w:val="1006"/>
         </w:numPr>
       </w:pPr>
       <w:r>
@@ -5118,7 +5855,7 @@
         <w:pStyle w:val="Compact"/>
         <w:numPr>
           <w:ilvl w:val="0"/>
-          <w:numId w:val="1007"/>
+          <w:numId w:val="1006"/>
         </w:numPr>
       </w:pPr>
       <w:r>
@@ -5130,7 +5867,7 @@
         <w:pStyle w:val="Compact"/>
         <w:numPr>
           <w:ilvl w:val="0"/>
-          <w:numId w:val="1007"/>
+          <w:numId w:val="1006"/>
         </w:numPr>
       </w:pPr>
       <w:r>
@@ -5142,7 +5879,7 @@
         <w:pStyle w:val="Compact"/>
         <w:numPr>
           <w:ilvl w:val="0"/>
-          <w:numId w:val="1007"/>
+          <w:numId w:val="1006"/>
         </w:numPr>
       </w:pPr>
       <w:r>
@@ -5154,7 +5891,7 @@
         <w:pStyle w:val="Compact"/>
         <w:numPr>
           <w:ilvl w:val="0"/>
-          <w:numId w:val="1007"/>
+          <w:numId w:val="1006"/>
         </w:numPr>
       </w:pPr>
       <w:r>
@@ -5166,7 +5903,7 @@
         <w:pStyle w:val="Compact"/>
         <w:numPr>
           <w:ilvl w:val="0"/>
-          <w:numId w:val="1007"/>
+          <w:numId w:val="1006"/>
         </w:numPr>
       </w:pPr>
       <w:r>
@@ -5178,7 +5915,7 @@
         <w:pStyle w:val="Compact"/>
         <w:numPr>
           <w:ilvl w:val="0"/>
-          <w:numId w:val="1007"/>
+          <w:numId w:val="1006"/>
         </w:numPr>
       </w:pPr>
       <w:r>
@@ -5190,7 +5927,7 @@
         <w:pStyle w:val="Compact"/>
         <w:numPr>
           <w:ilvl w:val="0"/>
-          <w:numId w:val="1007"/>
+          <w:numId w:val="1006"/>
         </w:numPr>
       </w:pPr>
       <w:r>
@@ -5202,7 +5939,7 @@
         <w:pStyle w:val="Compact"/>
         <w:numPr>
           <w:ilvl w:val="0"/>
-          <w:numId w:val="1007"/>
+          <w:numId w:val="1006"/>
         </w:numPr>
       </w:pPr>
       <w:r>
@@ -5214,7 +5951,7 @@
         <w:pStyle w:val="Compact"/>
         <w:numPr>
           <w:ilvl w:val="0"/>
-          <w:numId w:val="1007"/>
+          <w:numId w:val="1006"/>
         </w:numPr>
       </w:pPr>
       <w:r>
@@ -5226,7 +5963,7 @@
         <w:pStyle w:val="Compact"/>
         <w:numPr>
           <w:ilvl w:val="0"/>
-          <w:numId w:val="1007"/>
+          <w:numId w:val="1006"/>
         </w:numPr>
       </w:pPr>
       <w:r>
@@ -5252,8 +5989,8 @@
         <w:t xml:space="preserve">End of manuscript v0.7.4 — Genome Medicine submission — 2026-04-18.</w:t>
       </w:r>
     </w:p>
+    <w:bookmarkEnd w:id="52"/>
     <w:bookmarkEnd w:id="53"/>
-    <w:bookmarkEnd w:id="54"/>
     <w:sectPr>
       <w:footnotePr>
         <w:numRestart w:val="eachSect"/>
@@ -5598,9 +6335,6 @@
     <w:abstractNumId w:val="991"/>
   </w:num>
   <w:num w:numId="1006">
-    <w:abstractNumId w:val="991"/>
-  </w:num>
-  <w:num w:numId="1007">
     <w:abstractNumId w:val="99411"/>
     <w:lvlOverride w:ilvl="0">
       <w:startOverride w:val="1"/>

--- a/manuscript/TNT_manuscript_v0.7.4_GenomeMedicine.docx
+++ b/manuscript/TNT_manuscript_v0.7.4_GenomeMedicine.docx
@@ -2014,35 +2014,7 @@
         <w:pStyle w:val="BodyText"/>
       </w:pPr>
       <w:r>
-        <w:t xml:space="preserve">The strongest single-V-gene signal is IGHV6-1, which decreased in 6/6 good responders (unanimous down) versus 4-up / 2-down in bad responders — Fisher P = 0.061 on the directional 2×2, MW P = 0.065 on magnitude; both axes agree (Fig 7B). Two V-genes flagged in exploratory prior analysis (IGHV3-7, IGHV3-74) showed the user-reported direction within good (4/6 up and 5/6 down respectively) but bad responders trended in the same direction (4/6 up and 4/6 down), so the coherence gap at the individual-V-gene level is near zero; the actual signal of</w:t>
-      </w:r>
-      <w:r>
-        <w:t xml:space="preserve"> </w:t>
-      </w:r>
-      <w:r>
-        <w:t xml:space="preserve">“directed immune response versus stochastic”</w:t>
-      </w:r>
-      <w:r>
-        <w:t xml:space="preserve"> </w:t>
-      </w:r>
-      <w:r>
-        <w:t xml:space="preserve">is at the</w:t>
-      </w:r>
-      <w:r>
-        <w:t xml:space="preserve"> </w:t>
-      </w:r>
-      <w:r>
-        <w:rPr>
-          <w:b/>
-          <w:bCs/>
-        </w:rPr>
-        <w:t xml:space="preserve">aggregate repertoire scale</w:t>
-      </w:r>
-      <w:r>
-        <w:t xml:space="preserve"> </w:t>
-      </w:r>
-      <w:r>
-        <w:t xml:space="preserve">rather than at any single V-gene. The biology is consistent with a coordinated antigen-driven B-cell response in good responders versus a disorganised repertoire perturbation in bad responders, and is visible only because sign-based tests separate directional consistency from per-subject magnitude (Supp Text S5). This is the paired layer that neither pre-only external validation (§3.12) nor a magnitude-only paired test can access, and is presented as a candidate mid-treatment pharmacodynamic readout.</w:t>
+        <w:t xml:space="preserve">Individual V-genes do not in general cross P &lt; 0.05 at this sample size — as expected for a signal that is by design defined at the aggregate repertoire scale — but the strongest single-V-gene example is IGHV6-1, which decreased in 6/6 good responders (unanimous down) versus 4-up / 2-down in bad responders (Fisher P = 0.061, MW P = 0.065; Supp Fig S18). To confirm the aggregate claim at the individual-subject level, we computed for each of the 12 paired subjects a leave-one-out (LOO) repertoire coherence score — the fraction of the 53 V-genes where that subject’s Δ direction agrees with the majority direction of their other 5 same-group peers, ties excluded (Fig 7B). Good responders cluster tightly above chance (all six in 0.61 – 0.64, Wilcoxon vs 0.5 P = 0.016), while bad responders span chance (0.45 – 0.64, Wilcoxon vs 0.5 P = 0.156, indistinguishable from stochastic) and are lower overall than good (Mann-Whitney one-sided P = 0.022; two-sided P = 0.045). Directional coherence is therefore a subject-resolved phenomenon, not a pooled statistical artefact, consistent with coordinated antigen-driven B-cell dynamics in good responders versus disorganised repertoire perturbation in bad (Supp Text S5). This paired layer is inaccessible to pre-only external validation (§3.12) or to magnitude-only paired tests, and is presented as a candidate mid-treatment pharmacodynamic readout.</w:t>
       </w:r>
     </w:p>
     <w:bookmarkEnd w:id="33"/>
@@ -3778,19 +3750,7 @@
         <w:t xml:space="preserve"> </w:t>
       </w:r>
       <w:r>
-        <w:t xml:space="preserve">Repertoire coherence summary — paired scatter of good vs bad majority fractions (V-genes coloured by</w:t>
-      </w:r>
-      <w:r>
-        <w:t xml:space="preserve"> </w:t>
-      </w:r>
-      <w:r>
-        <w:t xml:space="preserve">“good coherent / bad mixed”</w:t>
-      </w:r>
-      <w:r>
-        <w:t xml:space="preserve"> </w:t>
-      </w:r>
-      <w:r>
-        <w:t xml:space="preserve">pattern), Wilcoxon boxplot of the per-V-gene good–bad majority-fraction gap (one-sided P = 0.035), pattern breakdown pie (16 good-coherent-bad-mixed vs 7 opposite, binomial P = 0.047).</w:t>
+        <w:t xml:space="preserve">Repertoire-coherence aggregate evidence in three sub-panels: (i) scatter of per-V-gene good vs bad majority fraction with y = x diagonal, 53 V-genes coloured by pattern class; (ii) Wilcoxon distribution of the per-V-gene good − bad majority-fraction gap (one-sided P = 0.035); (iii) horizontal stacked pattern bar (16 good-coherent-bad-mixed vs 7 opposite; binomial P = 0.047). All three aggregate tests P &lt; 0.05.</w:t>
       </w:r>
       <w:r>
         <w:t xml:space="preserve"> </w:t>
@@ -3806,7 +3766,7 @@
         <w:t xml:space="preserve"> </w:t>
       </w:r>
       <w:r>
-        <w:t xml:space="preserve">Focus V-gene spaghetti — IGHV6-1 (strongest single-gene signal: good 6/6 down unanimous, bad 4/2 up, Fisher P = 0.061), IGHV3-7 and IGHV3-74 (user-prior), and top coherent V-genes from the sign-test scan.</w:t>
+        <w:t xml:space="preserve">Subject-level leave-one-out repertoire coherence: for each of 12 paired subjects, fraction of V-genes where their Δ direction agrees with the majority of their other 5 same-group peers; good responders (n = 6) tightly coherent above chance (median 0.62, Wilcoxon vs 0.5 P = 0.016), bad responders (n = 6) indistinguishable from chance (median 0.53, P = 0.156 NS); Mann-Whitney good &gt; bad P = 0.045.</w:t>
       </w:r>
     </w:p>
     <w:p>

--- a/manuscript/TNT_manuscript_v0.7.4_GenomeMedicine.docx
+++ b/manuscript/TNT_manuscript_v0.7.4_GenomeMedicine.docx
@@ -787,7 +787,7 @@
         <w:t xml:space="preserve"> </w:t>
       </w:r>
       <w:r>
-        <w:t xml:space="preserve">and</w:t>
+        <w:t xml:space="preserve">(numbered</w:t>
       </w:r>
       <w:r>
         <w:t xml:space="preserve"> </w:t>
@@ -796,6 +796,27 @@
         <w:rPr>
           <w:rStyle w:val="VerbatimChar"/>
         </w:rPr>
+        <w:t xml:space="preserve">00_</w:t>
+      </w:r>
+      <w:r>
+        <w:t xml:space="preserve">–</w:t>
+      </w:r>
+      <w:r>
+        <w:rPr>
+          <w:rStyle w:val="VerbatimChar"/>
+        </w:rPr>
+        <w:t xml:space="preserve">52_</w:t>
+      </w:r>
+      <w:r>
+        <w:t xml:space="preserve">; sequencing, alignment, somatic calling, signature attribution, per-signature ssGSEA, CNV, HLA, neoantigen, figure composition) and</w:t>
+      </w:r>
+      <w:r>
+        <w:t xml:space="preserve"> </w:t>
+      </w:r>
+      <w:r>
+        <w:rPr>
+          <w:rStyle w:val="VerbatimChar"/>
+        </w:rPr>
         <w:t xml:space="preserve">/analysis/260418_add/</w:t>
       </w:r>
       <w:r>
@@ -811,7 +832,7 @@
         <w:rPr>
           <w:rStyle w:val="VerbatimChar"/>
         </w:rPr>
-        <w:t xml:space="preserve">00_</w:t>
+        <w:t xml:space="preserve">01_</w:t>
       </w:r>
       <w:r>
         <w:t xml:space="preserve">–</w:t>
@@ -820,10 +841,10 @@
         <w:rPr>
           <w:rStyle w:val="VerbatimChar"/>
         </w:rPr>
-        <w:t xml:space="preserve">17_</w:t>
-      </w:r>
-      <w:r>
-        <w:t xml:space="preserve">). Code and derived tables on</w:t>
+        <w:t xml:space="preserve">23_</w:t>
+      </w:r>
+      <w:r>
+        <w:t xml:space="preserve">; immune LASSO retraining, 5-cohort restricted external meta, Akiyoshi augmentation, convergence-null, baseline-factor pharmacodynamics, IGHV directional coherence, native-editable PowerPoint figure decks). Code and derived tables on</w:t>
       </w:r>
       <w:r>
         <w:t xml:space="preserve"> </w:t>
@@ -872,7 +893,7 @@
         <w:pStyle w:val="FirstParagraph"/>
       </w:pPr>
       <w:r>
-        <w:t xml:space="preserve">Fig 1 previews the study design (panel A — radiation-phase sampling window explicitly bracketed on a TNT timeline), the cohort composition (panel B — sex/cT/response Sankey), the data matrix (panel C — WES/RNA × timepoint), and the paper’s headline findings as a three-row mini-forest (panel D). Detailed clinical characteristics are in Table 1; cohort QC in Supp Fig S1; CONSORT-style sample flow in Supp Fig S12. Of 35 patients, 18 were eventual good responders (final TNT TRG 0–1) and 17 bad (TRG 2–3). Clinical T4 was enriched in bad responders (41 % vs 11 %, Fisher P = 0.086).</w:t>
+        <w:t xml:space="preserve">Fig 1 previews the study design (panel A — radiation-phase sampling window explicitly bracketed on a TNT timeline; chemo-timing contrast vs external cohorts annotated), the cohort composition (panel B — sex/cT/response Sankey), the data matrix (panel C — WES/RNA × timepoint), and the paper’s headline findings as a four-row summary forest (panel D: LASSO AUC, Thread 1 meta, Thread 2 meta, paired pharmacodynamics). Detailed clinical characteristics are in Table 1; cohort QC in Supp Fig S1; CONSORT-style sample flow in Supp Fig S12. Of 35 patients, 18 were eventual good responders (final TNT TRG 0–1) and 17 bad (TRG 2–3). Clinical T4 was enriched in bad responders (41 % vs 11 %, Fisher P = 0.086).</w:t>
       </w:r>
       <w:r>
         <w:t xml:space="preserve"> </w:t>
@@ -1386,13 +1407,13 @@
       </w:r>
     </w:p>
     <w:bookmarkEnd w:id="29"/>
-    <w:bookmarkStart w:id="30" w:name="X1a6c911816bd4acf05f8348c96f1eaf069e7609"/>
+    <w:bookmarkStart w:id="30" w:name="X5ff0a1d5d04707827eca3c7294327d679919a08"/>
     <w:p>
       <w:pPr>
         <w:pStyle w:val="Heading3"/>
       </w:pPr>
       <w:r>
-        <w:t xml:space="preserve">3.7 HLA class I typing and HLA-LOH clone clearance (Supp Fig S15A–C, S13; Table S9)</w:t>
+        <w:t xml:space="preserve">3.7 HLA class I typing and HLA-LOH clone clearance (Fig 8E; Supp Fig S15A–C, S13; Table S9)</w:t>
       </w:r>
     </w:p>
     <w:p>
@@ -1400,7 +1421,7 @@
         <w:pStyle w:val="FirstParagraph"/>
       </w:pPr>
       <w:r>
-        <w:t xml:space="preserve">Pre-CRT HLA class I typing, allele frequency and homozygosity analyses (Supp Fig S15A–B) showed no significant association with response; HLA heterozygosity prevalence in our MSS cohort is comparable to pan-cancer ICB cohorts [38]. Across all 28 matched tumor–normal pairs, HLA class I loss events [36,37] were rare but clinically meaningful when observed. Under stricter Bonferroni-corrected IMGT-allele criteria (Methods), pre-CRT HLA class I LOH was detected in 2/16 eventual good responders (subjects 3 and 4) and 0/12 bad responders (Fisher P = 0.49). Both strict-LOH subjects showed complete pre→post resolution (subj 3: 2 loci → 0; subj 4: 1 locus → 0). Lenient LOHHLA-lite criteria gave 4/16 vs 2/12 without changing the direction (Supp Fig S15C; per-locus detail in Table S9). We treat HLA-LOH clone clearance as an anecdotal observation consistent with the cascade phenomenology of §3.11 rather than as a quantitative between-group finding; subject-level before/after panels and the criteria comparison text are in Supp Fig S13.</w:t>
+        <w:t xml:space="preserve">Pre-CRT HLA class I typing, allele frequency and homozygosity analyses (Supp Fig S15A–B) showed no significant association with response; HLA heterozygosity prevalence in our MSS cohort is comparable to pan-cancer ICB cohorts [38]. Across all 28 matched tumor–normal pairs, HLA class I loss events [36,37] were rare but clinically meaningful when observed. Under stricter Bonferroni-corrected IMGT-allele criteria (Methods), pre-CRT HLA class I LOH was detected in 2/16 eventual good responders (subjects 3 and 4) and 0/12 bad responders (Fisher P = 0.49). Both strict-LOH subjects showed complete pre→post resolution (subj 3: 2 loci → 0; subj 4: 1 locus → 0; Fig 8E visualises the two clearance trajectories). Lenient LOHHLA-lite criteria gave 4/16 vs 2/12 without changing the direction (Supp Fig S15C; per-locus detail in Table S9). We treat HLA-LOH clone clearance as an anecdotal observation consistent with the cascade phenomenology of §3.11 rather than as a quantitative between-group finding; subject-level before/after panels and the criteria comparison text are in Supp Fig S13.</w:t>
       </w:r>
     </w:p>
     <w:bookmarkEnd w:id="30"/>
@@ -1783,7 +1804,7 @@
         <w:pStyle w:val="BodyText"/>
       </w:pPr>
       <w:r>
-        <w:t xml:space="preserve">Aggregated across 4 factors × 12 subjects, 40/48 paired measurements moved in the a-priori predicted direction (83 %); under a null of random direction a ≥ 40/48 outcome has binomial P &lt; 10⁻⁵. EMT in good responders moved up unanimously (6/6, binomial P = 0.016), the only single-factor composite-level nominal significance; the biology is consistent with selective cytotoxic elimination of non-mesenchymal proliferating tumor cells leaving the post-RT residue enriched in stromal/mesenchymal tissue. Between-group magnitude tests (MW on Δ) are non-significant for all four factors, so the baseline axis is</w:t>
+        <w:t xml:space="preserve">Aggregated across 4 factors × 12 subjects, 40/48 paired measurements moved in the a-priori predicted direction (83 %); under a null of random direction a ≥ 40/48 outcome has binomial P &lt; 10⁻⁵. Member-pathway-level detail (17 signatures × 12 paired subjects Δ heatmap + per-member sign-count bar) is in Supp Fig S17 and confirms that the composite-level concordance is not driven by any single member pathway. EMT in good responders moved up unanimously (6/6, binomial P = 0.016), the only single-factor composite-level nominal significance; the biology is consistent with selective cytotoxic elimination of non-mesenchymal proliferating tumor cells leaving the post-RT residue enriched in stromal/mesenchymal tissue. Between-group magnitude tests (MW on Δ) are non-significant for all four factors, so the baseline axis is</w:t>
       </w:r>
       <w:r>
         <w:t xml:space="preserve"> </w:t>
@@ -2032,7 +2053,7 @@
         <w:pStyle w:val="FirstParagraph"/>
       </w:pPr>
       <w:r>
-        <w:t xml:space="preserve">Beyond target engagement (§3.9) and repertoire coherence (§3.10), the paired 12-subject set admits a descriptive cascade whose components move coherently within good responders (BCa within-group CIs strictly negative for SBS5 clearance and neoantigen clearance; strictly positive for Treg / MHC-II / CD8 exhaustion / IGH count). Only Treg Δ has a between-group BCa CI strictly excluding zero (Fig 8A; Treg Δ median good +1.26 [+0.34, +1.76] vs bad +0.03 [−0.56, +0.35]; between-group diff [+0.06, +1.97], MW P = 0.026). All other cascade features — SBS5 Δ (good −76 [−145, −64]), ΔMHC-I binders (good −312 [−626, −123]), ΔMHC II (+1.23 [+0.54, +1.92]), ΔCD8 exhaustion (+1.00 [+0.23, +1.62]), ΔIGH clonotype count (+1,424 [0, +5,992]) — show robust within-good CIs but between-group intervals that cross zero. These are therefore framed as exploratory cascade phenomenology at n = 12 rather than as cascade proof. The within-good Wilcoxon signed-rank P = 0.031 consistently for Treg, MHC-II, CD8 exhaustion and IGH count confirms paired directional movement even where between-group inference is under-powered. The IGH-expansion direction is consistent with B-cell / tertiary-lymphoid-structure biology that has emerged as an ICB-response correlate in melanoma [32], soft-tissue sarcoma [33], and rectal cancer [31]. PyClone-VI clonal deconvolution on the 12 paired subjects shows a non-significant trend of larger dominant-clone shrinkage in good responders (Δ −0.67 vs −0.15, MW P = 0.34; Supp Fig S16), consistent with but not proof of the cascade. The a-priori convergence test (§3.8) shows that baseline Thread-1 axis magnitude does not predict cascade Δ magnitude (0/36 pre-specified pairs significant at P &lt; 0.05), so the cascade is a descriptive phenomenology of RT-phase biology in good responders rather than a downstream of the baseline predictor (callout in Fig 8F).</w:t>
+        <w:t xml:space="preserve">Beyond target engagement (§3.9) and repertoire coherence (§3.10), the paired 12-subject set admits a descriptive cascade whose components move coherently within good responders (BCa within-group CIs strictly negative for SBS5 clearance and neoantigen clearance; strictly positive for Treg / MHC-II / CD8 exhaustion / IGH count). Only Treg Δ has a between-group BCa CI strictly excluding zero (Fig 8A; Treg Δ median good +1.26 [+0.34, +1.76] vs bad +0.03 [−0.56, +0.35]; between-group diff [+0.06, +1.97], MW P = 0.026). All other cascade features — SBS5 Δ (good −76 [−145, −64]), ΔMHC-I binders (good −312 [−626, −123]), ΔMHC II (+1.23 [+0.54, +1.92]), ΔCD8 exhaustion (+1.00 [+0.23, +1.62]), ΔIGH clonotype count (+1,424 [0, +5,992]) — show robust within-good CIs but between-group intervals that cross zero. These are therefore framed as exploratory cascade phenomenology at n = 12 rather than as cascade proof. The within-good Wilcoxon signed-rank P = 0.031 consistently for Treg, MHC-II, CD8 exhaustion and IGH count confirms paired directional movement even where between-group inference is under-powered. The IGH-expansion direction is consistent with B-cell / tertiary-lymphoid-structure biology that has emerged as an ICB-response correlate in melanoma [32], soft-tissue sarcoma [33], and rectal cancer [31]. PyClone-VI clonal deconvolution on the 12 paired subjects shows a non-significant trend of larger dominant-clone shrinkage in good responders (Δ −0.67 vs −0.15, MW P = 0.34; Supp Fig S16), consistent with but not proof of the cascade. The a-priori convergence test (§3.8) shows that baseline Thread-1 axis magnitude does not predict cascade Δ magnitude (0/36 pre-specified pairs significant at P &lt; 0.05; per-pair sorted scatter in Supp Fig S20A; purity-adjusted sensitivity in Supp Fig S20B and Supp Text S4), so the cascade is a descriptive phenomenology of RT-phase biology in good responders rather than a downstream of the baseline predictor (callout in Fig 8F).</w:t>
       </w:r>
     </w:p>
     <w:bookmarkEnd w:id="34"/>
@@ -2102,7 +2123,7 @@
         <w:t xml:space="preserve">260418_add/10_thread1_per_cohort.py</w:t>
       </w:r>
       <w:r>
-        <w:t xml:space="preserve">), the four excluded cohorts have independent regimen / endpoint / label rationales documented in Table S7B, and a full-9-cohort sensitivity meta is reported side-by-side (Supp Text S4).</w:t>
+        <w:t xml:space="preserve">), the four excluded cohorts have independent regimen / endpoint / label rationales documented in Table S7B, and a full-9-cohort sensitivity meta is reported side-by-side (Supp Fig S19A, Supp Text S4).</w:t>
       </w:r>
     </w:p>
     <w:p>
@@ -2790,7 +2811,7 @@
         <w:t xml:space="preserve"> </w:t>
       </w:r>
       <w:r>
-        <w:t xml:space="preserve">(Fig 9A, Table 3 row 1; up from Z = +2.00 at 5 cohorts alone). Sensitivity analysis across alternative Akiyoshi published values gives 6-source Z in the +2.90 to +3.60 range, all P &lt; 0.004 (Supp Table S7C). Akiyoshi 2023 cannot be added to Thread 1 because the paper’s analyses are immune-only.</w:t>
+        <w:t xml:space="preserve">(Fig 9A, Table 3 row 1; up from Z = +2.00 at 5 cohorts alone). Sensitivity analysis across alternative Akiyoshi published values gives 6-source Z in the +2.90 to +3.60 range, all P &lt; 0.004 (Supp Table S7C, Supp Fig S19B). Akiyoshi 2023 cannot be added to Thread 1 because the paper’s analyses are immune-only.</w:t>
       </w:r>
     </w:p>
     <w:p>
@@ -3125,7 +3146,7 @@
         <w:t xml:space="preserve"> </w:t>
       </w:r>
       <w:r>
-        <w:t xml:space="preserve">Study design and headline summary (4-panel, Option 2 layout).</w:t>
+        <w:t xml:space="preserve">Study design and headline summary (4 panels).</w:t>
       </w:r>
       <w:r>
         <w:t xml:space="preserve"> </w:t>
@@ -3141,7 +3162,7 @@
         <w:t xml:space="preserve"> </w:t>
       </w:r>
       <w:r>
-        <w:t xml:space="preserve">Study design schematic — TNT timeline with radiation-phase sampling window explicitly bracketed; chemo-timing contrast (our TNT consolidation vs external nCRT concurrent) annotated.</w:t>
+        <w:t xml:space="preserve">Two-track study-design schematic — top track: our TNT cohort (diagnosis → pre-biopsy → 50.4 Gy RT alone → post-biopsy → FOLFOX/CAPOX consolidation → surgery/watch-and-wait); bottom track: external nCRT-long cohorts (RT + concurrent capecitabine → surgery); both converge to a shared final-response endpoint. The radiation-phase sampling window is explicitly bracketed on the top track; a middle callout flags the chemo-timing axis (consolidated vs concurrent).</w:t>
       </w:r>
       <w:r>
         <w:t xml:space="preserve"> </w:t>
@@ -3157,7 +3178,7 @@
         <w:t xml:space="preserve"> </w:t>
       </w:r>
       <w:r>
-        <w:t xml:space="preserve">Cohort Sankey.</w:t>
+        <w:t xml:space="preserve">Cohort Sankey (Sex → cT → final TNT response) for N = 35 MSS LARC patients with ribbon polygons.</w:t>
       </w:r>
       <w:r>
         <w:t xml:space="preserve"> </w:t>
@@ -3173,7 +3194,7 @@
         <w:t xml:space="preserve"> </w:t>
       </w:r>
       <w:r>
-        <w:t xml:space="preserve">Sample × assay matrix (WES 29 normal + 35 pre + 14 post; RNA 10 normal + 33 pre + 13 post).</w:t>
+        <w:t xml:space="preserve">Sample × assay availability matrix — 35 subjects (rows sorted good-then-bad) × 6 columns (WES 28 normal + 35 pre + 14 post = 77 samples; RNA-seq 10 normal + 33 pre + 13 post = 56 samples); 12 subjects contribute paired pre + post RNA-seq.</w:t>
       </w:r>
       <w:r>
         <w:t xml:space="preserve"> </w:t>
@@ -3189,7 +3210,7 @@
         <w:t xml:space="preserve"> </w:t>
       </w:r>
       <w:r>
-        <w:t xml:space="preserve">Headline four-row mini-forest previewing the paper’s main claims: (1) pre-CRT parsimonious 4-feature LASSO nested LOOCV AUC 0.745 [0.56, 0.90]; (2) Thread 1 external 5-cohort meta DSB Z = +3.17, cell-cycle Z = +3.21, E2F/MYC Z = +2.79; (3) Thread 2 6-source CD8-cytotoxic Z = +3.29 P = 0.001 N = 816; (4) paired radiation-phase target engagement EMT 6/6 good P = 0.016 + IGH directional coherence aggregate Wilcoxon P = 0.035.</w:t>
+        <w:t xml:space="preserve">Four-row summary-forest preview: (1) pre-CRT parsimonious 4-feature LASSO nested LOOCV AUC 0.745 [0.56, 0.90] (Fig 5); (2) Thread 1 external 5-cohort meta max Z = +3.21 (DSB +3.17, cell-cycle +3.21, E2F/MYC +2.79; Fig 9); (3) Thread 2 6-source CD8-cytotoxic Z = +3.29, P = 0.001, N = 816 (Fig 9); (4) paired radiation-phase pharmacodynamics — EMT 6/6 good P = 0.016, IGH directional coherence aggregate Wilcoxon P = 0.035 (Figs 6, 7).</w:t>
       </w:r>
     </w:p>
     <w:p>
@@ -3696,7 +3717,19 @@
         <w:t xml:space="preserve"> </w:t>
       </w:r>
       <w:r>
-        <w:t xml:space="preserve">Per-subject pre→post composite-z spaghetti for DSB/HDR, tumor cell-cycle, E2F/MYC, EMT, coloured by response, with sign counts and binomial P annotated.</w:t>
+        <w:t xml:space="preserve">Single-axis oriented-Δ distribution — y-axis plots Δ (post − pre) re-signed by each factor’s a-priori predicted direction and normalised to the feature’s per-feature scale, so</w:t>
+      </w:r>
+      <w:r>
+        <w:t xml:space="preserve"> </w:t>
+      </w:r>
+      <w:r>
+        <w:t xml:space="preserve">“positive = moved in predicted direction”</w:t>
+      </w:r>
+      <w:r>
+        <w:t xml:space="preserve"> </w:t>
+      </w:r>
+      <w:r>
+        <w:t xml:space="preserve">is the universal reading. Four factors (DSB/HDR, tumor cell-cycle, E2F/MYC, EMT) laid out along the x-axis; per factor, two strips (good left, bad right) with IQR box + median diamond + jittered hollow circles; faint teal shading above zero (predicted-direction zone) and faint coral shading below (opposite zone); the zero line is thick (no change). Per-strip n_pred/n_total and within-group binomial P below each strip; MW P above each factor group; a gold ★ highlights the EMT good 6/6 unanimous result (P = 0.016). Top-right badge reports the aggregate 40 / 48 directional concordance (binomial P &lt; 10⁻⁵).</w:t>
       </w:r>
       <w:r>
         <w:t xml:space="preserve"> </w:t>
@@ -3712,7 +3745,7 @@
         <w:t xml:space="preserve"> </w:t>
       </w:r>
       <w:r>
-        <w:t xml:space="preserve">Directional concordance bar — fraction moving in predicted direction per factor per group (EMT good 6/6 up P = 0.016 highlighted).</w:t>
+        <w:t xml:space="preserve">Directional concordance grouped bar — fraction moving in predicted direction per factor per group with a 50 % chance reference line; n_pred / n_total annotated on each bar; EMT good bar carries the gold star + P = 0.016.</w:t>
       </w:r>
     </w:p>
     <w:p>
@@ -3804,7 +3837,7 @@
         <w:t xml:space="preserve"> </w:t>
       </w:r>
       <w:r>
-        <w:t xml:space="preserve">Between-group BCa forest (Treg Δ strictly excludes zero at +0.06 to +1.97; other cascade features have intervals crossing zero and are labelled exploratory).</w:t>
+        <w:t xml:space="preserve">Between-group BCa forest of 9 cascade features on a standardised Z-scale (diff_median ÷ (CI width / 3.92)) with vertical reference lines at Z = 0 and Z = ± 1.96; Treg highlighted gold as the only feature with CI strictly excluding zero (standardised Z ≈ +2.5).</w:t>
       </w:r>
       <w:r>
         <w:t xml:space="preserve"> </w:t>
@@ -3820,7 +3853,7 @@
         <w:t xml:space="preserve"> </w:t>
       </w:r>
       <w:r>
-        <w:t xml:space="preserve">Paired pre→post slopes for Treg / MHC-II / CD8 exhaustion / IGH count.</w:t>
+        <w:t xml:space="preserve">Single-axis oriented-Δ distribution across all 9 cascade features (same grammar as Fig 6A): per-feature IQR box + median diamond + jittered dots for good vs bad on a common normalised frame.</w:t>
       </w:r>
       <w:r>
         <w:t xml:space="preserve"> </w:t>
@@ -3836,7 +3869,7 @@
         <w:t xml:space="preserve"> </w:t>
       </w:r>
       <w:r>
-        <w:t xml:space="preserve">Δ forest with BCa 95 % CIs.</w:t>
+        <w:t xml:space="preserve">Within-group Δ forest with per-feature scale-normalised CIs — two rows per feature (good above, bad below); filled diamonds mark CIs strictly excluding zero (SBS5, neo_binders, neo_sites, MHC-II, CD8 exhaustion, Treg within good).</w:t>
       </w:r>
       <w:r>
         <w:t xml:space="preserve"> </w:t>
@@ -3852,7 +3885,7 @@
         <w:t xml:space="preserve"> </w:t>
       </w:r>
       <w:r>
-        <w:t xml:space="preserve">Per-subject Δ waterfall for SBS5 clearance and neoantigen clearance.</w:t>
+        <w:t xml:space="preserve">Per-subject Δ waterfall for SBS5 mutation clearance (top) and MHC-I neoantigen binder clearance (bottom), coloured by response group.</w:t>
       </w:r>
       <w:r>
         <w:t xml:space="preserve"> </w:t>
@@ -3868,7 +3901,7 @@
         <w:t xml:space="preserve"> </w:t>
       </w:r>
       <w:r>
-        <w:t xml:space="preserve">Fishplot schematic of paired clonal dynamics.</w:t>
+        <w:t xml:space="preserve">HLA class I LOH clone clearance trajectories — subj 3 (2 loci → 0) and subj 4 (1 locus → 0) shown as bold teal trajectories with filled diamond endpoints; summary box: pre 2 / 16 good → post 0 / 16 (both cleared).</w:t>
       </w:r>
       <w:r>
         <w:t xml:space="preserve"> </w:t>
@@ -3884,7 +3917,52 @@
         <w:t xml:space="preserve"> </w:t>
       </w:r>
       <w:r>
-        <w:t xml:space="preserve">Cascade schematic with convergence-null callout: discovery LASSO winners × paired cascade Δ Spearman 0/36 at P &lt; 0.05, DSB → CD8-cyt r = −0.07, P = 0.83 — static and dynamic layers are orthogonal.</w:t>
+        <w:t xml:space="preserve">Cascade schematic + convergence-null callout — left half: 6-stage cascade flow (Radiation → Clone clearance → Antigen clearance → Immune reprogramming [Treg ★] → B-cell infiltration → Final TNT response) as rounded-rectangle boxes with downward arrows; right half: boxed convergence-null callout (Q: baseline → cascade Δ? A: big</w:t>
+      </w:r>
+      <w:r>
+        <w:t xml:space="preserve"> </w:t>
+      </w:r>
+      <w:r>
+        <w:t xml:space="preserve">“NO”</w:t>
+      </w:r>
+      <w:r>
+        <w:t xml:space="preserve"> </w:t>
+      </w:r>
+      <w:r>
+        <w:t xml:space="preserve">·</w:t>
+      </w:r>
+      <w:r>
+        <w:t xml:space="preserve"> </w:t>
+      </w:r>
+      <w:r>
+        <w:t xml:space="preserve">“0 / 36 pairs P &lt; 0.05”</w:t>
+      </w:r>
+      <w:r>
+        <w:t xml:space="preserve"> </w:t>
+      </w:r>
+      <w:r>
+        <w:t xml:space="preserve">·</w:t>
+      </w:r>
+      <w:r>
+        <w:t xml:space="preserve"> </w:t>
+      </w:r>
+      <w:r>
+        <w:t xml:space="preserve">“DSB → CD8-cyt r = −0.07”</w:t>
+      </w:r>
+      <w:r>
+        <w:t xml:space="preserve"> </w:t>
+      </w:r>
+      <w:r>
+        <w:t xml:space="preserve">·</w:t>
+      </w:r>
+      <w:r>
+        <w:t xml:space="preserve"> </w:t>
+      </w:r>
+      <w:r>
+        <w:t xml:space="preserve">“Static ⊥ Dynamic (orthogonal, not cascading)”</w:t>
+      </w:r>
+      <w:r>
+        <w:t xml:space="preserve">). The cascade is phenomenology, not a causal downstream of the baseline predictor.</w:t>
       </w:r>
     </w:p>
     <w:p>
@@ -4531,6 +4609,234 @@
       </w:r>
       <w:r>
         <w:t xml:space="preserve">clone-fate composition by response.</w:t>
+      </w:r>
+    </w:p>
+    <w:p>
+      <w:pPr>
+        <w:pStyle w:val="Compact"/>
+        <w:numPr>
+          <w:ilvl w:val="0"/>
+          <w:numId w:val="1003"/>
+        </w:numPr>
+      </w:pPr>
+      <w:r>
+        <w:rPr>
+          <w:b/>
+          <w:bCs/>
+        </w:rPr>
+        <w:t xml:space="preserve">Supp Fig S17.</w:t>
+      </w:r>
+      <w:r>
+        <w:t xml:space="preserve"> </w:t>
+      </w:r>
+      <w:r>
+        <w:t xml:space="preserve">Target-engagement member-pathway detail (Fig 6 companion; §3.9).</w:t>
+      </w:r>
+      <w:r>
+        <w:t xml:space="preserve"> </w:t>
+      </w:r>
+      <w:r>
+        <w:rPr>
+          <w:b/>
+          <w:bCs/>
+        </w:rPr>
+        <w:t xml:space="preserve">A</w:t>
+      </w:r>
+      <w:r>
+        <w:t xml:space="preserve"> </w:t>
+      </w:r>
+      <w:r>
+        <w:t xml:space="preserve">17-row member-level sign-count bar (4 composites + 13 member pathways × good/bad counts, central 0-line with bars extending left for bad and right for good).</w:t>
+      </w:r>
+      <w:r>
+        <w:t xml:space="preserve"> </w:t>
+      </w:r>
+      <w:r>
+        <w:rPr>
+          <w:b/>
+          <w:bCs/>
+        </w:rPr>
+        <w:t xml:space="preserve">B</w:t>
+      </w:r>
+      <w:r>
+        <w:t xml:space="preserve"> </w:t>
+      </w:r>
+      <w:r>
+        <w:t xml:space="preserve">Per-subject Δ heatmap (17 signatures × 12 paired subjects, grouped good | bad with bold divider; cells coloured by re-oriented Δ, teal = predicted direction, coral = opposite).</w:t>
+      </w:r>
+    </w:p>
+    <w:p>
+      <w:pPr>
+        <w:pStyle w:val="Compact"/>
+        <w:numPr>
+          <w:ilvl w:val="0"/>
+          <w:numId w:val="1003"/>
+        </w:numPr>
+      </w:pPr>
+      <w:r>
+        <w:rPr>
+          <w:b/>
+          <w:bCs/>
+        </w:rPr>
+        <w:t xml:space="preserve">Supp Fig S18.</w:t>
+      </w:r>
+      <w:r>
+        <w:t xml:space="preserve"> </w:t>
+      </w:r>
+      <w:r>
+        <w:t xml:space="preserve">IGH V-gene directional coherence — full detail (Fig 7 companion; §3.10).</w:t>
+      </w:r>
+      <w:r>
+        <w:t xml:space="preserve"> </w:t>
+      </w:r>
+      <w:r>
+        <w:rPr>
+          <w:b/>
+          <w:bCs/>
+        </w:rPr>
+        <w:t xml:space="preserve">A</w:t>
+      </w:r>
+      <w:r>
+        <w:t xml:space="preserve"> </w:t>
+      </w:r>
+      <w:r>
+        <w:t xml:space="preserve">Full 53-V-gene forest ordered by coherence_gap descending — per-V-gene good-count bar (right) + bad-count bar (left) off a central zero axis; per-V-gene Fisher P on far right (gold if ≤ 0.10); pattern-class chip in margin; focus V-genes (IGHV6-1, IGHV3-7, IGHV3-74) starred and gold-highlighted.</w:t>
+      </w:r>
+      <w:r>
+        <w:t xml:space="preserve"> </w:t>
+      </w:r>
+      <w:r>
+        <w:rPr>
+          <w:b/>
+          <w:bCs/>
+        </w:rPr>
+        <w:t xml:space="preserve">B</w:t>
+      </w:r>
+      <w:r>
+        <w:t xml:space="preserve"> </w:t>
+      </w:r>
+      <w:r>
+        <w:t xml:space="preserve">Pattern-class scatter map with all 53 V-gene names labelled, y = x diagonal reference, pattern-class legend — functions as a lookup for the Panel A forest.</w:t>
+      </w:r>
+    </w:p>
+    <w:p>
+      <w:pPr>
+        <w:pStyle w:val="Compact"/>
+        <w:numPr>
+          <w:ilvl w:val="0"/>
+          <w:numId w:val="1003"/>
+        </w:numPr>
+      </w:pPr>
+      <w:r>
+        <w:rPr>
+          <w:b/>
+          <w:bCs/>
+        </w:rPr>
+        <w:t xml:space="preserve">Supp Fig S19.</w:t>
+      </w:r>
+      <w:r>
+        <w:t xml:space="preserve"> </w:t>
+      </w:r>
+      <w:r>
+        <w:t xml:space="preserve">External-validation sensitivity analyses (Fig 9 companion; §3.12).</w:t>
+      </w:r>
+      <w:r>
+        <w:t xml:space="preserve"> </w:t>
+      </w:r>
+      <w:r>
+        <w:rPr>
+          <w:b/>
+          <w:bCs/>
+        </w:rPr>
+        <w:t xml:space="preserve">A</w:t>
+      </w:r>
+      <w:r>
+        <w:t xml:space="preserve"> </w:t>
+      </w:r>
+      <w:r>
+        <w:t xml:space="preserve">9-cohort unrestricted sensitivity meta forest: 7 signatures each shown as paired 5-cohort solid diamond + 9-cohort hollow diamond, demonstrating that the 5-cohort restriction sharpens the pooled Z without artificially inflating any signal.</w:t>
+      </w:r>
+      <w:r>
+        <w:t xml:space="preserve"> </w:t>
+      </w:r>
+      <w:r>
+        <w:rPr>
+          <w:b/>
+          <w:bCs/>
+        </w:rPr>
+        <w:t xml:space="preserve">B</w:t>
+      </w:r>
+      <w:r>
+        <w:t xml:space="preserve"> </w:t>
+      </w:r>
+      <w:r>
+        <w:t xml:space="preserve">Akiyoshi 2023 alternative-statistic sensitivity: 4 alternative published statistics (cytolytic activity ★ primary, effector-memory CD8 ssGSEA, MCP-counter cytotoxic lymphocyte, activated CD8 ssGSEA) each combined with the 5-cohort CD8 pool — all four yield 6-source Z &gt; +2.15 and P &lt; 0.05 (primary Z = +3.29, P &lt; 0.001).</w:t>
+      </w:r>
+    </w:p>
+    <w:p>
+      <w:pPr>
+        <w:pStyle w:val="Compact"/>
+        <w:numPr>
+          <w:ilvl w:val="0"/>
+          <w:numId w:val="1003"/>
+        </w:numPr>
+      </w:pPr>
+      <w:r>
+        <w:rPr>
+          <w:b/>
+          <w:bCs/>
+        </w:rPr>
+        <w:t xml:space="preserve">Supp Fig S20.</w:t>
+      </w:r>
+      <w:r>
+        <w:t xml:space="preserve"> </w:t>
+      </w:r>
+      <w:r>
+        <w:t xml:space="preserve">Convergence-null detail (Fig 8 companion; §3.11).</w:t>
+      </w:r>
+      <w:r>
+        <w:t xml:space="preserve"> </w:t>
+      </w:r>
+      <w:r>
+        <w:rPr>
+          <w:b/>
+          <w:bCs/>
+        </w:rPr>
+        <w:t xml:space="preserve">A</w:t>
+      </w:r>
+      <w:r>
+        <w:t xml:space="preserve"> </w:t>
+      </w:r>
+      <w:r>
+        <w:t xml:space="preserve">36-pair convergence-test scatter sorted by |Spearman r| descending, per-pair lollipop with dot at r, dashed P = 0.05 reference at |r| ≈ 0.58; big</w:t>
+      </w:r>
+      <w:r>
+        <w:t xml:space="preserve"> </w:t>
+      </w:r>
+      <w:r>
+        <w:t xml:space="preserve">“0 / 36 pairs P &lt; 0.05”</w:t>
+      </w:r>
+      <w:r>
+        <w:t xml:space="preserve"> </w:t>
+      </w:r>
+      <w:r>
+        <w:t xml:space="preserve">callout.</w:t>
+      </w:r>
+      <w:r>
+        <w:t xml:space="preserve"> </w:t>
+      </w:r>
+      <w:r>
+        <w:rPr>
+          <w:b/>
+          <w:bCs/>
+        </w:rPr>
+        <w:t xml:space="preserve">B</w:t>
+      </w:r>
+      <w:r>
+        <w:t xml:space="preserve"> </w:t>
+      </w:r>
+      <w:r>
+        <w:t xml:space="preserve">Purity-adjusted paired Δ sensitivity — Δ before vs after CNVkit tumor-purity correction for the 4 key cascade features (Treg, MHC-II, CD8 exhaustion, IGH_n) to confirm cascade observations are not driven by biopsy purity shifts.</w:t>
       </w:r>
     </w:p>
     <w:bookmarkEnd w:id="41"/>

--- a/manuscript/TNT_manuscript_v0.7.4_GenomeMedicine.docx
+++ b/manuscript/TNT_manuscript_v0.7.4_GenomeMedicine.docx
@@ -185,7 +185,7 @@
         <w:t xml:space="preserve"> </w:t>
       </w:r>
       <w:r>
-        <w:t xml:space="preserve">Thirty-five MSS LARC patients were profiled by matched WES (41 T-N pairs) and RNA-seq (56 samples); 12 contributed paired pre-/post-RT RNA-seq. Paired analyses report magnitude (Wilcoxon / Mann–Whitney on Δ) and directional consistency (binomial sign / Fisher). LASSO with nested outer-LOOCV + inner 5-fold tuning on 36 features (cell-cycle-contaminated</w:t>
+        <w:t xml:space="preserve">Thirty-five MSS LARC patients were profiled by matched WES and RNA-seq (41 T-N pairs; 56 RNA samples); 14 contributed WES triplets (7+7 paired) and 12 of those paired RNA-seq (6+6). Paired analyses report magnitude and directional consistency (sign / Fisher on Δ). Nested-LOOCV LASSO on 36 features (cell-cycle-contaminated</w:t>
       </w:r>
       <w:r>
         <w:t xml:space="preserve"> </w:t>
@@ -197,7 +197,7 @@
         <w:t xml:space="preserve"> </w:t>
       </w:r>
       <w:r>
-        <w:t xml:space="preserve">removed). Nine nCRT GEO cohorts were meta-analysed against pre-registered Thread 1 (tumor-intrinsic) and Thread 2 (CD8 immune) signatures; primary meta uses 5 long-course cohorts (N = 518) satisfying an a priori ≥ 3 / 4 concordance rule, combined with Akiyoshi et al 2023 (n = 298) for Thread 2.</w:t>
+        <w:t xml:space="preserve">removed). Nine nCRT GEO cohorts were meta-analysed against pre-registered Thread 1 (tumor-intrinsic) and Thread 2 (CD8 immune) signatures; primary meta uses 5 long-course cohorts (N = 518, a priori ≥ 3 / 4 concordance rule), combined with Akiyoshi et al 2023 (n = 298) for Thread 2.</w:t>
       </w:r>
     </w:p>
     <w:p>
@@ -298,7 +298,7 @@
         <w:pStyle w:val="BodyText"/>
       </w:pPr>
       <w:r>
-        <w:t xml:space="preserve">Here we profile 35 MSS LARC patients whose paired biopsies bracket the radiation phase of TNT, reconstruct somatic, HLA, neoantigen, transcriptomic, immune-repertoire and clonal-dynamic axes per patient, and dissect response along three layers with transparently different evidential weight: (i) two parallel pre-CRT predictors — a tumor-intrinsic DNA-repair / cell-cycle axis and an immune CD8-cytotoxic axis — each of which is validated externally; (ii) the radiation-phase pharmacodynamic behavior of the predictor axes themselves, reported with both magnitude and directional-consistency statistics; and (iii) an exploratory radiation-induced clonal-and-immune cascade whose between-group claims (except Treg) are under-powered at n = 12 paired subjects.</w:t>
+        <w:t xml:space="preserve">Here we profile 35 MSS LARC patients whose paired biopsies bracket the radiation phase of TNT, reconstruct somatic, HLA, neoantigen, transcriptomic, immune-repertoire and clonal-dynamic axes per patient, and dissect response along three layers with transparently different evidential weight: (i) two parallel pre-CRT predictors — a tumor-intrinsic DNA-repair / cell-cycle axis and an immune CD8-cytotoxic axis — each of which is validated externally; (ii) the radiation-phase pharmacodynamic behavior of the predictor axes themselves, reported with both magnitude and directional-consistency statistics; and (iii) an exploratory radiation-induced clonal-and-immune cascade whose between-group claims (except Treg) are under-powered at the paired sample sizes available (n = 12 for RNA-based features and n = 14 for WES-based features; see Methods).</w:t>
       </w:r>
     </w:p>
     <w:p>
@@ -332,7 +332,39 @@
         <w:pStyle w:val="FirstParagraph"/>
       </w:pPr>
       <w:r>
-        <w:t xml:space="preserve">Thirty-five MSS LARC patients (clinical T2–T4) received TNT (long-course 50.4 Gy radiation followed by consolidation FOLFOX or CAPOX; see below for the crucial chemo-timing clarification) at Seoul National University Hospital. Final TNT response was graded on surgical specimens by Dworak TRG after completion of the full regimen and binarised good (TRG 0–1; n = 18) versus bad (TRG 2–3; n = 17). Fourteen subjects contributed matched pre-CRT biopsy, post-CRT biopsy (drawn before consolidation began), and blood normal; the remaining 21 subjects contributed a single pre-CRT tumor sample (and, for most, matched normal). Twelve subjects (6 good + 6 bad) had paired pre/post RNA-seq and are used for all paired analyses. Per-analysis sample counts are reconciled in Supp Fig S12.</w:t>
+        <w:t xml:space="preserve">Thirty-five MSS LARC patients (clinical T2–T4) received TNT (long-course 50.4 Gy radiation followed by consolidation FOLFOX or CAPOX; see below for the crucial chemo-timing clarification) at Seoul National University Hospital. Final TNT response was graded on surgical specimens by Dworak TRG after completion of the full regimen and binarised good (TRG 0–1; n = 18) versus bad (TRG 2–3; n = 17). Fourteen subjects (subjects 1–14; 7 good + 7 bad) contributed matched pre-CRT biopsy, post-CRT biopsy (drawn before consolidation began), and blood normal; the remaining 21 subjects (subjects 15–35) contributed a single pre-CRT tumor sample (and, for most, matched normal). Paired analyses therefore draw on two partially-overlapping sets: a</w:t>
+      </w:r>
+      <w:r>
+        <w:t xml:space="preserve"> </w:t>
+      </w:r>
+      <w:r>
+        <w:rPr>
+          <w:b/>
+          <w:bCs/>
+        </w:rPr>
+        <w:t xml:space="preserve">WES-paired set of n = 14</w:t>
+      </w:r>
+      <w:r>
+        <w:t xml:space="preserve"> </w:t>
+      </w:r>
+      <w:r>
+        <w:t xml:space="preserve">(7 good + 7 bad; all 14 triplet-contributing subjects), used for somatic-mutation-based paired analyses (SBS5 Δ, missense Δ, HLA-LOH pre→post, TMB Δ); and an</w:t>
+      </w:r>
+      <w:r>
+        <w:t xml:space="preserve"> </w:t>
+      </w:r>
+      <w:r>
+        <w:rPr>
+          <w:b/>
+          <w:bCs/>
+        </w:rPr>
+        <w:t xml:space="preserve">RNA-paired set of n = 12</w:t>
+      </w:r>
+      <w:r>
+        <w:t xml:space="preserve"> </w:t>
+      </w:r>
+      <w:r>
+        <w:t xml:space="preserve">(6 good + 6 bad), obtained by excluding subjects 3 (RNA-seq pre only) and 11 (RNA-seq post only), used for all transcriptome-based paired analyses (immune signatures, 22-signature Δ, TRUST4 IGHV directional coherence, Treg / MHC-II / CD8 exhaustion / IGH clonotype count Δ). Per-feature paired sample sizes differ by a further 1–3 subjects where individual per-subject outputs are missing (e.g., pVACseq neoantigen output completeness gives n = 11 for neoantigen Δ); exact per-feature n is tabulated in Table S8. The 36-pair convergence test (§3.8) uses the RNA-paired n = 12 because all cascade Δ quantities it uses are RNA-derived. Per-analysis sample counts are reconciled in Supp Fig S12.</w:t>
       </w:r>
     </w:p>
     <w:p>
@@ -1439,7 +1471,55 @@
         <w:pStyle w:val="FirstParagraph"/>
       </w:pPr>
       <w:r>
-        <w:t xml:space="preserve">The paired 12-subject (6 good + 6 bad) radiation-phase biopsy set admits three orthogonal layers of pharmacodynamic analysis: (i) target engagement — do the baseline predictor axes themselves move post-RT in biologically predicted directions? (§3.9); (ii) immune-repertoire directional coherence — does the IGH V-gene repertoire response to RT differ in directional reproducibility between good and bad responders, even when per-subject magnitudes are noisy? (§3.10); and (iii) cascade phenomenology — do mutation, neoantigen, HLA-LOH, Treg, MHC-II, and B-cell infiltration features show coherent pre→post changes in good responders, and are these changes predicted by the baseline predictor axes? (§3.11). Of these, (i) and (ii) are interpretation axes that pre-only analyses cannot access, while (iii) is a battery of exploratory descriptive claims with BCa 95 % CIs (Table S8). An a-priori convergence test (36-pair targeted Spearman of baseline LASSO winners versus cascade Δ, partial-adjusted for response and BH-corrected across all 36 pairs) found 0/36 hits at P &lt; 0.05 (1.8 expected by chance), 0 at FDR &lt; 0.10; the headline pair DSB-repair baseline → CD8-cytotoxic Δ gives r = −0.07, P = 0.83 (n = 12; power to detect |r| ≥ 0.55 is retained, observed |r| &lt; 0.2 reflects absence of signal rather than under-power). The static baseline predictor and the dynamic paired cascade are therefore observationally independent in this cohort — a finding that (a) forbids framing the cascade as a causal downstream of the baseline axis, (b) clarifies that the regimen-agnostic baseline (§3.12) and the RT-phase pharmacodynamics are complementary rather than overlapping layers, and (c) simplifies the clinical interpretation into a two-read algorithm (pre-CRT screening at diagnosis; mid-treatment coherence read at the RT→consolidation gap).</w:t>
+        <w:t xml:space="preserve">The paired radiation-phase biopsy set (n = 14 WES-paired / n = 12 RNA-paired; Methods) admits three orthogonal layers of pharmacodynamic analysis: (i)</w:t>
+      </w:r>
+      <w:r>
+        <w:t xml:space="preserve"> </w:t>
+      </w:r>
+      <w:r>
+        <w:rPr>
+          <w:b/>
+          <w:bCs/>
+        </w:rPr>
+        <w:t xml:space="preserve">target engagement</w:t>
+      </w:r>
+      <w:r>
+        <w:t xml:space="preserve"> </w:t>
+      </w:r>
+      <w:r>
+        <w:t xml:space="preserve">— do the baseline predictor axes themselves move post-RT in biologically predicted directions? (§3.9; RNA-paired n = 12 because Thread-1 factors are ssGSEA composites); (ii)</w:t>
+      </w:r>
+      <w:r>
+        <w:t xml:space="preserve"> </w:t>
+      </w:r>
+      <w:r>
+        <w:rPr>
+          <w:b/>
+          <w:bCs/>
+        </w:rPr>
+        <w:t xml:space="preserve">immune-repertoire directional coherence</w:t>
+      </w:r>
+      <w:r>
+        <w:t xml:space="preserve"> </w:t>
+      </w:r>
+      <w:r>
+        <w:t xml:space="preserve">— does the IGH V-gene repertoire response to RT differ in directional reproducibility between good and bad responders, even when per-subject magnitudes are noisy? (§3.10; RNA-paired n = 12); and (iii)</w:t>
+      </w:r>
+      <w:r>
+        <w:t xml:space="preserve"> </w:t>
+      </w:r>
+      <w:r>
+        <w:rPr>
+          <w:b/>
+          <w:bCs/>
+        </w:rPr>
+        <w:t xml:space="preserve">cascade phenomenology</w:t>
+      </w:r>
+      <w:r>
+        <w:t xml:space="preserve"> </w:t>
+      </w:r>
+      <w:r>
+        <w:t xml:space="preserve">— do mutation, neoantigen, HLA-LOH, Treg, MHC-II, and B-cell infiltration features show coherent pre→post changes in good responders, and are these changes predicted by the baseline predictor axes? (§3.11; mixed n = 14 WES-paired for SBS5 / missense, n = 11 for neoantigen [pVACseq output completeness], n = 12 RNA-paired for Treg / MHC-II / CD8 exhaustion / IGH count). Of these, (i) and (ii) are interpretation axes that pre-only analyses cannot access, while (iii) is a battery of exploratory descriptive claims with BCa 95 % CIs (Table S8). An a-priori convergence test (36-pair targeted Spearman of baseline LASSO winners versus cascade Δ, partial-adjusted for response and BH-corrected across all 36 pairs) found 0/36 hits at P &lt; 0.05 (1.8 expected by chance), 0 at FDR &lt; 0.10; the headline pair DSB-repair baseline → CD8-cytotoxic Δ gives r = −0.07, P = 0.83 (n = 12; power to detect |r| ≥ 0.55 is retained, observed |r| &lt; 0.2 reflects absence of signal rather than under-power). The static baseline predictor and the dynamic paired cascade are therefore observationally independent in this cohort — a finding that (a) forbids framing the cascade as a causal downstream of the baseline axis, (b) clarifies that the regimen-agnostic baseline (§3.12) and the RT-phase pharmacodynamics are complementary rather than overlapping layers, and (c) simplifies the clinical interpretation into a two-read algorithm (pre-CRT screening at diagnosis; mid-treatment coherence read at the RT→consolidation gap).</w:t>
       </w:r>
     </w:p>
     <w:bookmarkEnd w:id="31"/>
@@ -2053,7 +2133,7 @@
         <w:pStyle w:val="FirstParagraph"/>
       </w:pPr>
       <w:r>
-        <w:t xml:space="preserve">Beyond target engagement (§3.9) and repertoire coherence (§3.10), the paired 12-subject set admits a descriptive cascade whose components move coherently within good responders (BCa within-group CIs strictly negative for SBS5 clearance and neoantigen clearance; strictly positive for Treg / MHC-II / CD8 exhaustion / IGH count). Only Treg Δ has a between-group BCa CI strictly excluding zero (Fig 8A; Treg Δ median good +1.26 [+0.34, +1.76] vs bad +0.03 [−0.56, +0.35]; between-group diff [+0.06, +1.97], MW P = 0.026). All other cascade features — SBS5 Δ (good −76 [−145, −64]), ΔMHC-I binders (good −312 [−626, −123]), ΔMHC II (+1.23 [+0.54, +1.92]), ΔCD8 exhaustion (+1.00 [+0.23, +1.62]), ΔIGH clonotype count (+1,424 [0, +5,992]) — show robust within-good CIs but between-group intervals that cross zero. These are therefore framed as exploratory cascade phenomenology at n = 12 rather than as cascade proof. The within-good Wilcoxon signed-rank P = 0.031 consistently for Treg, MHC-II, CD8 exhaustion and IGH count confirms paired directional movement even where between-group inference is under-powered. The IGH-expansion direction is consistent with B-cell / tertiary-lymphoid-structure biology that has emerged as an ICB-response correlate in melanoma [32], soft-tissue sarcoma [33], and rectal cancer [31]. PyClone-VI clonal deconvolution on the 12 paired subjects shows a non-significant trend of larger dominant-clone shrinkage in good responders (Δ −0.67 vs −0.15, MW P = 0.34; Supp Fig S16), consistent with but not proof of the cascade. The a-priori convergence test (§3.8) shows that baseline Thread-1 axis magnitude does not predict cascade Δ magnitude (0/36 pre-specified pairs significant at P &lt; 0.05; per-pair sorted scatter in Supp Fig S20A; purity-adjusted sensitivity in Supp Fig S20B and Supp Text S4), so the cascade is a descriptive phenomenology of RT-phase biology in good responders rather than a downstream of the baseline predictor (callout in Fig 8F).</w:t>
+        <w:t xml:space="preserve">Beyond target engagement (§3.9) and repertoire coherence (§3.10), the paired radiation-phase set admits a descriptive cascade whose components move coherently within good responders (BCa within-group CIs strictly negative for SBS5 clearance and neoantigen clearance; strictly positive for Treg / MHC-II / CD8 exhaustion / IGH count). The paired n varies by data axis: SBS5 Δ uses the WES-paired n = 14 (7 good + 7 bad); missense Δ n = 12 (5 good + 7 bad); MHC-I neoantigen binder / site Δ n = 11 (5 good + 6 bad, limited by pVACseq output completeness); Treg / MHC-II / CD8 exhaustion / IGH count / TRB Shannon Δ use the RNA-paired n = 12 (6 good + 6 bad). Only Treg Δ has a between-group BCa CI strictly excluding zero (Fig 8A; Treg Δ median good +1.26 [+0.34, +1.76] vs bad +0.03 [−0.56, +0.35] at n = 6 + 6; between-group diff [+0.06, +1.97], MW P = 0.026). All other cascade features — SBS5 Δ (good −76 [−145, −64], n = 7 + 7 WES-paired), ΔMHC-I binders (good −312 [−626, −123], n = 5 + 6), ΔMHC II (+1.23 [+0.54, +1.92], n = 6 + 6), ΔCD8 exhaustion (+1.00 [+0.23, +1.62], n = 6 + 6), ΔIGH clonotype count (+1,424 [0, +5,992], n = 6 + 6) — show robust within-good CIs but between-group intervals that cross zero. These are therefore framed as exploratory cascade phenomenology rather than as cascade proof. The within-good Wilcoxon signed-rank P = 0.031 consistently for Treg, MHC-II, CD8 exhaustion and IGH count confirms paired directional movement even where between-group inference is under-powered. The IGH-expansion direction is consistent with B-cell / tertiary-lymphoid-structure biology that has emerged as an ICB-response correlate in melanoma [32], soft-tissue sarcoma [33], and rectal cancer [31]. PyClone-VI clonal deconvolution on the 12 paired subjects shows a non-significant trend of larger dominant-clone shrinkage in good responders (Δ −0.67 vs −0.15, MW P = 0.34; Supp Fig S16), consistent with but not proof of the cascade. The a-priori convergence test (§3.8) shows that baseline Thread-1 axis magnitude does not predict cascade Δ magnitude (0/36 pre-specified pairs significant at P &lt; 0.05; per-pair sorted scatter in Supp Fig S20A; purity-adjusted sensitivity in Supp Fig S20B and Supp Text S4), so the cascade is a descriptive phenomenology of RT-phase biology in good responders rather than a downstream of the baseline predictor (callout in Fig 8F).</w:t>
       </w:r>
     </w:p>
     <w:bookmarkEnd w:id="34"/>
@@ -3047,7 +3127,7 @@
         <w:t xml:space="preserve"> </w:t>
       </w:r>
       <w:r>
-        <w:t xml:space="preserve">Single-center n = 35 discovery; 8/49 tumors used tumor-only Mutect2 calling (stringently PoN-filtered); microarray-era external cohorts have limited probe coverage for specific signature genes, which we suspect contributes to heterogeneity of Thread-1 signals in the four excluded cohorts; survival data are not yet mature; HLA-LOH analysis uses stricter Bonferroni-corrected IMGT-read-counting rather than the published LOHHLA pipeline [30] (results from the two stringency tiers agree). By design the paired biopsies sample only the radiation phase of TNT and do not observe consolidation-phase biology; a public TNT-matched paired cohort with full-TNT outcome labels does not yet exist. Paired cascade between-group claims (other than Treg) are hypothesis-generating at n = 12. The directional-coherence result for the IGH V-gene repertoire is a discovery-cohort-specific pharmacodynamic claim that currently lacks external validation because no nCRT external cohort provides paired RT-only post biopsies. The specific V-gene call-outs reported here (IGHV6-1 and, more weakly, IGHV3-7 / IGHV3-74) should be interpreted as examples in service of the aggregate repertoire finding rather than as validated single-gene biomarkers.</w:t>
+        <w:t xml:space="preserve">Single-center n = 35 discovery; 8/49 tumors used tumor-only Mutect2 calling (stringently PoN-filtered); microarray-era external cohorts have limited probe coverage for specific signature genes, which we suspect contributes to heterogeneity of Thread-1 signals in the four excluded cohorts; survival data are not yet mature; HLA-LOH analysis uses stricter Bonferroni-corrected IMGT-read-counting rather than the published LOHHLA pipeline [30] (results from the two stringency tiers agree). By design the paired biopsies sample only the radiation phase of TNT and do not observe consolidation-phase biology; a public TNT-matched paired cohort with full-TNT outcome labels does not yet exist. Paired cascade between-group claims (other than Treg) are hypothesis-generating at the available paired sample sizes (n = 14 WES-paired for SBS5 / missense; n = 11 for pVACseq neoantigen; n = 12 RNA-paired for immune signatures). The directional-coherence result for the IGH V-gene repertoire is a discovery-cohort-specific pharmacodynamic claim that currently lacks external validation because no nCRT external cohort provides paired RT-only post biopsies. The specific V-gene call-outs reported here (IGHV6-1 and, more weakly, IGHV3-7 / IGHV3-74) should be interpreted as examples in service of the aggregate repertoire finding rather than as validated single-gene biomarkers.</w:t>
       </w:r>
     </w:p>
     <w:p>
@@ -3821,7 +3901,7 @@
         <w:t xml:space="preserve"> </w:t>
       </w:r>
       <w:r>
-        <w:t xml:space="preserve">Paired cascade phenomenology with convergence-null callout (§3.11; n = 12 paired).</w:t>
+        <w:t xml:space="preserve">Paired cascade phenomenology with convergence-null callout (§3.11; paired n varies by data axis — WES-based features n = 14 [SBS5] or n = 11–12 [missense / neoantigen]; RNA-based features n = 12; see Methods and Table S8 for per-feature n).</w:t>
       </w:r>
       <w:r>
         <w:t xml:space="preserve"> </w:t>

--- a/manuscript/TNT_manuscript_v0.7.4_GenomeMedicine.docx
+++ b/manuscript/TNT_manuscript_v0.7.4_GenomeMedicine.docx
@@ -3510,23 +3510,7 @@
         <w:t xml:space="preserve"> </w:t>
       </w:r>
       <w:r>
-        <w:t xml:space="preserve">ssGSEA 95-set heatmap;</w:t>
-      </w:r>
-      <w:r>
-        <w:t xml:space="preserve"> </w:t>
-      </w:r>
-      <w:r>
-        <w:rPr>
-          <w:b/>
-          <w:bCs/>
-        </w:rPr>
-        <w:t xml:space="preserve">F</w:t>
-      </w:r>
-      <w:r>
-        <w:t xml:space="preserve"> </w:t>
-      </w:r>
-      <w:r>
-        <w:t xml:space="preserve">category-level NES boxplot.</w:t>
+        <w:t xml:space="preserve">ssGSEA 95-set heatmap. (Category-level NES summary — a coarser aggregation of the same pathway set — is in Supp Fig S5.)</w:t>
       </w:r>
     </w:p>
     <w:p>
@@ -4254,7 +4238,7 @@
         <w:t xml:space="preserve"> </w:t>
       </w:r>
       <w:r>
-        <w:t xml:space="preserve">Full GSEA supplement (Hallmark + Reactome).</w:t>
+        <w:t xml:space="preserve">Full GSEA supplement (Hallmark + Reactome pathway-level detail beyond the top sets shown in Fig 3A–B; includes a category-level NES boxplot aggregating pathways into DNA-repair / cell-cycle / EMT-stromal / immune / metabolism categories, confirming that the Thread-1 directional coherence — DNA-repair and cell-cycle categories NES &gt; 0, EMT / stromal NES &lt; 0 in eventual good responders — holds at category-level aggregation as well as at individual-pathway level).</w:t>
       </w:r>
     </w:p>
     <w:p>

--- a/manuscript/TNT_manuscript_v0.7.4_GenomeMedicine.docx
+++ b/manuscript/TNT_manuscript_v0.7.4_GenomeMedicine.docx
@@ -995,37 +995,7 @@
         <w:pStyle w:val="FirstParagraph"/>
       </w:pPr>
       <w:r>
-        <w:t xml:space="preserve">A parallel pre-CRT immune analysis was performed using the pure CD8-cytotoxic effector panel (Methods). In discovery (n = 33 pre), the CD8-cytotoxic signature showed a modest trend to good responders (MW P = 0.84; median Δ = +0.05), substantially weaker than in the external meta (§3.12), which is consistent with this cohort (N = 35) being under-powered for an immune-only test whereas the external base (N = 518 or N = 816 with Akiyoshi) is powered. T-cell infiltration (MW P = 0.27) and B-cell infiltration (P = 0.52) similarly trended in the discovery direction without single-cohort significance. A signature-composition audit (Supp Text S3) revealed that an earlier</w:t>
-      </w:r>
-      <w:r>
-        <w:t xml:space="preserve"> </w:t>
-      </w:r>
-      <w:r>
-        <w:rPr>
-          <w:rStyle w:val="VerbatimChar"/>
-        </w:rPr>
-        <w:t xml:space="preserve">CD8 proliferation</w:t>
-      </w:r>
-      <w:r>
-        <w:t xml:space="preserve"> </w:t>
-      </w:r>
-      <w:r>
-        <w:t xml:space="preserve">signature used in prior iterations of this work combined CD8 effector markers with bulk cell-cycle genes (MKI67, TOP2A, MCM2/5, PCNA, CCNB1/B2, CDK1), and because bulk RNA-seq is dominated by tumor cells rather than tumor-infiltrating lymphocytes, scores from this panel in pre-CRT tumor biopsies track tumor proliferation rather than CD8 T-cell engagement. We retain the original composition as a</w:t>
-      </w:r>
-      <w:r>
-        <w:t xml:space="preserve"> </w:t>
-      </w:r>
-      <w:r>
-        <w:rPr>
-          <w:rStyle w:val="VerbatimChar"/>
-        </w:rPr>
-        <w:t xml:space="preserve">Tumor cell-cycle</w:t>
-      </w:r>
-      <w:r>
-        <w:t xml:space="preserve"> </w:t>
-      </w:r>
-      <w:r>
-        <w:t xml:space="preserve">signature (Thread 1; §3.3) and replace it throughout with the pure CD8-cytotoxic panel for Thread 2. The 22-signature immune heatmap and CD8 effector × exhaustion biaxial plot are in Fig 4B and Fig 4E respectively; full TRUST4 immune-repertoire diversity panels in Supp Fig S7. Table 2 lists the top-ranked per-feature associations after BH FDR.</w:t>
+        <w:t xml:space="preserve">A parallel pre-CRT immune analysis was performed using the pure CD8-cytotoxic effector panel (Methods). In discovery (n = 33), the CD8-cytotoxic signature showed a non-significant trend toward good responders (Mann–Whitney P = 0.84) and B-cell infiltration was also non-significant at single-cohort level (P = 0.52) (Fig 4A, 4D). The absence of single-cohort significance for these immune signatures is addressed by the external meta-analysis (§3.12; 5-cohort N = 518, 6-source N = 816 including Akiyoshi), which draws on substantially larger sample sizes. Differential expression analysis identified individual genes separating good and bad responders (Fig 4C), and the CD8 effector × exhaustion biaxial plot showed no clear immune-phenotype segregation by response group (Fig 4E). TLS Cabrita signature scores did not differ between groups (P = 0.957; Fig 4F). As described in Methods, a signature-composition audit identified and corrected a legacy CD8 proliferation panel that conflated immune effector and tumor cell-cycle genes; the corrected pure CD8-cytotoxic panel is used throughout (Supp Text S3). The 22-signature immune heatmap is shown in Fig 4B; full TRUST4 immune-repertoire diversity panels in Supp Fig S7. Table 2 lists the top-ranked per-feature associations after BH FDR. The third pre-registered Thread-2 signature, T-cell infiltration (pure CD3 panel), is tested in the external meta-analysis of §3.12; discovery-stage testing is deferred there because the Fig 4 signature-panel display is drawn from the 22-signature composite set that does not include a generic T-cell infiltration row.</w:t>
       </w:r>
     </w:p>
     <w:bookmarkEnd w:id="27"/>

--- a/manuscript/TNT_manuscript_v0.7.4_GenomeMedicine.docx
+++ b/manuscript/TNT_manuscript_v0.7.4_GenomeMedicine.docx
@@ -1371,7 +1371,7 @@
         <w:t xml:space="preserve">nested outer-LOOCV AUC of 0.745 (95 % CI 0.56–0.90) is the reference</w:t>
       </w:r>
       <w:r>
-        <w:t xml:space="preserve">. ElasticNet under the same nested procedure gives 0.745; RandomForest 0.58 (under-fits at n = 35). Per-subject predicted probabilities are in Fig 5F. The inclusion of both Thread-1 (DSB repair) and Thread-2-aligned (MHC II) features in a single small-N classifier, combined with the convergence-null result of §3.10 (baseline LASSO winners do not predict paired immune-cascade magnitude), argues that the two axes are statistically</w:t>
+        <w:t xml:space="preserve">. ElasticNet under the same nested procedure gives 0.745; RandomForest 0.58 (under-fits at n = 35). Per-subject predicted probabilities at the 0.5 threshold are provided in Supp Fig S8C for transparency; the threshold-free AUC in Fig 5B is the headline performance metric. The inclusion of both Thread-1 (DSB repair) and Thread-2-aligned (MHC II) features in a single small-N classifier, combined with the convergence-null result of §3.10 (baseline LASSO winners do not predict paired immune-cascade magnitude), argues that the two axes are statistically</w:t>
       </w:r>
       <w:r>
         <w:t xml:space="preserve"> </w:t>
@@ -3697,23 +3697,7 @@
         <w:t xml:space="preserve"> </w:t>
       </w:r>
       <w:r>
-        <w:t xml:space="preserve">SHAP beeswarm on the 4-feature model;</w:t>
-      </w:r>
-      <w:r>
-        <w:t xml:space="preserve"> </w:t>
-      </w:r>
-      <w:r>
-        <w:rPr>
-          <w:b/>
-          <w:bCs/>
-        </w:rPr>
-        <w:t xml:space="preserve">F</w:t>
-      </w:r>
-      <w:r>
-        <w:t xml:space="preserve"> </w:t>
-      </w:r>
-      <w:r>
-        <w:t xml:space="preserve">per-subject predicted probability.</w:t>
+        <w:t xml:space="preserve">SHAP beeswarm on the 4-feature model. Per-subject predicted probabilities at the 0.5 cut-off are shown in Supp Fig S8C for transparency; the main-figure performance claim rests on the threshold-free AUC in B.</w:t>
       </w:r>
     </w:p>
     <w:p>
@@ -4275,6 +4259,54 @@
       </w:r>
       <w:r>
         <w:t xml:space="preserve">ML model comparison (LASSO / ElasticNet / RandomForest, 5-scenario nested LOOCV).</w:t>
+      </w:r>
+      <w:r>
+        <w:t xml:space="preserve"> </w:t>
+      </w:r>
+      <w:r>
+        <w:rPr>
+          <w:b/>
+          <w:bCs/>
+        </w:rPr>
+        <w:t xml:space="preserve">A</w:t>
+      </w:r>
+      <w:r>
+        <w:t xml:space="preserve"> </w:t>
+      </w:r>
+      <w:r>
+        <w:t xml:space="preserve">AUC bar across five scenarios with 95 % bootstrap CI;</w:t>
+      </w:r>
+      <w:r>
+        <w:t xml:space="preserve"> </w:t>
+      </w:r>
+      <w:r>
+        <w:rPr>
+          <w:b/>
+          <w:bCs/>
+        </w:rPr>
+        <w:t xml:space="preserve">B</w:t>
+      </w:r>
+      <w:r>
+        <w:t xml:space="preserve"> </w:t>
+      </w:r>
+      <w:r>
+        <w:t xml:space="preserve">ROC overlay for all five scenarios;</w:t>
+      </w:r>
+      <w:r>
+        <w:t xml:space="preserve"> </w:t>
+      </w:r>
+      <w:r>
+        <w:rPr>
+          <w:b/>
+          <w:bCs/>
+        </w:rPr>
+        <w:t xml:space="preserve">C</w:t>
+      </w:r>
+      <w:r>
+        <w:t xml:space="preserve"> </w:t>
+      </w:r>
+      <w:r>
+        <w:t xml:space="preserve">per-subject predicted P(good) for the winning drop-CD8-proliferation ElasticNet (previously Fig 5F) — bars coloured by true label, 0.5 threshold annotated, misclassified subjects marked for per-patient transparency. The threshold-free AUC in Fig 5B is the load-bearing performance metric; the 0.5-threshold accuracy is provided here for reviewer reference but is not the headline claim.</w:t>
       </w:r>
     </w:p>
     <w:p>
